--- a/Assignment/Assignment-1/Python Fundamentals.docx
+++ b/Assignment/Assignment-1/Python Fundamentals.docx
@@ -343,8 +343,13 @@
           <w:numId w:val="9"/>
         </w:numPr>
       </w:pPr>
-      <w:r>
-        <w:t>Print(“Hello</w:t>
+      <w:proofErr w:type="gramStart"/>
+      <w:r>
+        <w:t>Print(</w:t>
+      </w:r>
+      <w:proofErr w:type="gramEnd"/>
+      <w:r>
+        <w:t>“Hello</w:t>
       </w:r>
       <w:r>
         <w:t>,</w:t>
@@ -394,8 +399,13 @@
     </w:p>
     <w:p>
       <w:r>
-        <w:t>• Indentation, comments, and naming conventions in Pytho</w:t>
-      </w:r>
+        <w:t xml:space="preserve">• Indentation, comments, and naming conventions in </w:t>
+      </w:r>
+      <w:proofErr w:type="spellStart"/>
+      <w:r>
+        <w:t>Pytho</w:t>
+      </w:r>
+      <w:proofErr w:type="spellEnd"/>
     </w:p>
     <w:p>
       <w:pPr>
@@ -423,7 +433,15 @@
         <w:t xml:space="preserve"> </w:t>
       </w:r>
       <w:r>
-        <w:t>For comments or docstrings, the limit is 72 characters. Maximum line length limit all code lines to 79</w:t>
+        <w:t xml:space="preserve">For comments or docstrings, the limit is 72 characters. Maximum line length </w:t>
+      </w:r>
+      <w:proofErr w:type="gramStart"/>
+      <w:r>
+        <w:t>limit</w:t>
+      </w:r>
+      <w:proofErr w:type="gramEnd"/>
+      <w:r>
+        <w:t xml:space="preserve"> all code lines to 79</w:t>
       </w:r>
       <w:r>
         <w:t xml:space="preserve"> characters.</w:t>
@@ -454,8 +472,13 @@
         <w:t>- U</w:t>
       </w:r>
       <w:r>
-        <w:t>se lowercase with underscores, such as user_data</w:t>
-      </w:r>
+        <w:t xml:space="preserve">se lowercase with underscores, such as </w:t>
+      </w:r>
+      <w:proofErr w:type="spellStart"/>
+      <w:r>
+        <w:t>user_data</w:t>
+      </w:r>
+      <w:proofErr w:type="spellEnd"/>
     </w:p>
     <w:p>
       <w:pPr>
@@ -477,8 +500,21 @@
         <w:t xml:space="preserve"> </w:t>
       </w:r>
       <w:r>
-        <w:t>Use capwords, such as UserAccount</w:t>
-      </w:r>
+        <w:t xml:space="preserve">Use </w:t>
+      </w:r>
+      <w:proofErr w:type="spellStart"/>
+      <w:r>
+        <w:t>capwords</w:t>
+      </w:r>
+      <w:proofErr w:type="spellEnd"/>
+      <w:r>
+        <w:t xml:space="preserve">, such as </w:t>
+      </w:r>
+      <w:proofErr w:type="spellStart"/>
+      <w:r>
+        <w:t>UserAccount</w:t>
+      </w:r>
+      <w:proofErr w:type="spellEnd"/>
     </w:p>
     <w:p>
       <w:pPr>
@@ -510,7 +546,23 @@
         </w:numPr>
       </w:pPr>
       <w:r>
-        <w:t>age = int(input("Enter your age : "))</w:t>
+        <w:t xml:space="preserve">age = </w:t>
+      </w:r>
+      <w:proofErr w:type="gramStart"/>
+      <w:r>
+        <w:t>int(input(</w:t>
+      </w:r>
+      <w:proofErr w:type="gramEnd"/>
+      <w:r>
+        <w:t xml:space="preserve">"Enter your </w:t>
+      </w:r>
+      <w:proofErr w:type="gramStart"/>
+      <w:r>
+        <w:t>age :</w:t>
+      </w:r>
+      <w:proofErr w:type="gramEnd"/>
+      <w:r>
+        <w:t xml:space="preserve"> "))</w:t>
       </w:r>
     </w:p>
     <w:p>
@@ -518,7 +570,23 @@
         <w:ind w:firstLine="720"/>
       </w:pPr>
       <w:r>
-        <w:t># if age is grater than 18 then they can drive the car</w:t>
+        <w:t xml:space="preserve"># </w:t>
+      </w:r>
+      <w:proofErr w:type="gramStart"/>
+      <w:r>
+        <w:t>if</w:t>
+      </w:r>
+      <w:proofErr w:type="gramEnd"/>
+      <w:r>
+        <w:t xml:space="preserve"> age is </w:t>
+      </w:r>
+      <w:proofErr w:type="spellStart"/>
+      <w:r>
+        <w:t>grater</w:t>
+      </w:r>
+      <w:proofErr w:type="spellEnd"/>
+      <w:r>
+        <w:t xml:space="preserve"> than 18 then they can drive the car</w:t>
       </w:r>
     </w:p>
     <w:p>
@@ -545,8 +613,13 @@
         <w:tab/>
         <w:t xml:space="preserve">   </w:t>
       </w:r>
-      <w:r>
-        <w:t>print("They can drive the car")</w:t>
+      <w:proofErr w:type="gramStart"/>
+      <w:r>
+        <w:t>print(</w:t>
+      </w:r>
+      <w:proofErr w:type="gramEnd"/>
+      <w:r>
+        <w:t>"They can drive the car")</w:t>
       </w:r>
     </w:p>
     <w:p>
@@ -565,7 +638,23 @@
         <w:tab/>
       </w:r>
       <w:r>
-        <w:t xml:space="preserve">   print("They can not drive the car")</w:t>
+        <w:t xml:space="preserve">   </w:t>
+      </w:r>
+      <w:proofErr w:type="gramStart"/>
+      <w:r>
+        <w:t>print(</w:t>
+      </w:r>
+      <w:proofErr w:type="gramEnd"/>
+      <w:r>
+        <w:t xml:space="preserve">"They </w:t>
+      </w:r>
+      <w:proofErr w:type="spellStart"/>
+      <w:r>
+        <w:t>can not</w:t>
+      </w:r>
+      <w:proofErr w:type="spellEnd"/>
+      <w:r>
+        <w:t xml:space="preserve"> drive the car")</w:t>
       </w:r>
     </w:p>
     <w:p/>
@@ -736,8 +825,13 @@
             <w:tcW w:w="2126" w:type="dxa"/>
           </w:tcPr>
           <w:p>
-            <w:r>
-              <w:t>12 , -6</w:t>
+            <w:proofErr w:type="gramStart"/>
+            <w:r>
+              <w:t>12 ,</w:t>
+            </w:r>
+            <w:proofErr w:type="gramEnd"/>
+            <w:r>
+              <w:t xml:space="preserve"> -6</w:t>
             </w:r>
           </w:p>
         </w:tc>
@@ -774,8 +868,13 @@
             <w:tcW w:w="2126" w:type="dxa"/>
           </w:tcPr>
           <w:p>
-            <w:r>
-              <w:t>2.26 , -0.15</w:t>
+            <w:proofErr w:type="gramStart"/>
+            <w:r>
+              <w:t>2.26 ,</w:t>
+            </w:r>
+            <w:proofErr w:type="gramEnd"/>
+            <w:r>
+              <w:t xml:space="preserve"> -0.15</w:t>
             </w:r>
           </w:p>
         </w:tc>
@@ -968,8 +1067,13 @@
             <w:tcW w:w="2126" w:type="dxa"/>
           </w:tcPr>
           <w:p>
-            <w:r>
-              <w:t>range(6)</w:t>
+            <w:proofErr w:type="gramStart"/>
+            <w:r>
+              <w:t>range(</w:t>
+            </w:r>
+            <w:proofErr w:type="gramEnd"/>
+            <w:r>
+              <w:t>6)</w:t>
             </w:r>
           </w:p>
         </w:tc>
@@ -990,9 +1094,11 @@
             <w:tcW w:w="1701" w:type="dxa"/>
           </w:tcPr>
           <w:p>
+            <w:proofErr w:type="spellStart"/>
             <w:r>
               <w:t>dict</w:t>
             </w:r>
+            <w:proofErr w:type="spellEnd"/>
           </w:p>
         </w:tc>
         <w:tc>
@@ -1011,7 +1117,23 @@
           </w:tcPr>
           <w:p>
             <w:r>
-              <w:t>{“a” : 1, “b” : 2}</w:t>
+              <w:t>{“a</w:t>
+            </w:r>
+            <w:proofErr w:type="gramStart"/>
+            <w:r>
+              <w:t>” :</w:t>
+            </w:r>
+            <w:proofErr w:type="gramEnd"/>
+            <w:r>
+              <w:t xml:space="preserve"> 1, “b</w:t>
+            </w:r>
+            <w:proofErr w:type="gramStart"/>
+            <w:r>
+              <w:t>” :</w:t>
+            </w:r>
+            <w:proofErr w:type="gramEnd"/>
+            <w:r>
+              <w:t xml:space="preserve"> 2}</w:t>
             </w:r>
           </w:p>
         </w:tc>
@@ -1796,8 +1918,13 @@
               <w:pStyle w:val="ListParagraph"/>
               <w:ind w:left="0"/>
             </w:pPr>
-            <w:r>
-              <w:t>a != b</w:t>
+            <w:proofErr w:type="gramStart"/>
+            <w:r>
+              <w:t>a !</w:t>
+            </w:r>
+            <w:proofErr w:type="gramEnd"/>
+            <w:r>
+              <w:t>= b</w:t>
             </w:r>
           </w:p>
         </w:tc>
@@ -2563,7 +2690,15 @@
     </w:p>
     <w:p>
       <w:r>
-        <w:t>• Introduction to conditional statements: if, else, elif.</w:t>
+        <w:t xml:space="preserve">• Introduction to conditional statements: if, else, </w:t>
+      </w:r>
+      <w:proofErr w:type="spellStart"/>
+      <w:r>
+        <w:t>elif</w:t>
+      </w:r>
+      <w:proofErr w:type="spellEnd"/>
+      <w:r>
+        <w:t>.</w:t>
       </w:r>
     </w:p>
     <w:p>
@@ -2583,7 +2718,23 @@
         <w:ind w:left="720"/>
       </w:pPr>
       <w:r>
-        <w:t>In most modern programming languages like Python, these decisions are handled by three primary keywords  if, elif and else. </w:t>
+        <w:t xml:space="preserve">In most modern programming languages like Python, these decisions are handled by three primary </w:t>
+      </w:r>
+      <w:proofErr w:type="gramStart"/>
+      <w:r>
+        <w:t>keywords  if</w:t>
+      </w:r>
+      <w:proofErr w:type="gramEnd"/>
+      <w:r>
+        <w:t>, </w:t>
+      </w:r>
+      <w:proofErr w:type="spellStart"/>
+      <w:r>
+        <w:t>elif</w:t>
+      </w:r>
+      <w:proofErr w:type="spellEnd"/>
+      <w:r>
+        <w:t xml:space="preserve"> and else. </w:t>
       </w:r>
     </w:p>
     <w:p>
@@ -2615,9 +2766,11 @@
       <w:pPr>
         <w:ind w:firstLine="720"/>
       </w:pPr>
+      <w:proofErr w:type="gramStart"/>
       <w:r>
         <w:t>Syntax :</w:t>
       </w:r>
+      <w:proofErr w:type="gramEnd"/>
     </w:p>
     <w:p>
       <w:pPr>
@@ -2640,7 +2793,15 @@
         <w:ind w:left="720"/>
       </w:pPr>
       <w:r>
-        <w:t>Python evaluates the expression after if. If it is True, the indented block under it runs, and the else block is skipped. If it is False, Python skips the if block and runs the else statement instead.</w:t>
+        <w:t>Python evaluates the expression after </w:t>
+      </w:r>
+      <w:proofErr w:type="spellStart"/>
+      <w:r>
+        <w:t>if</w:t>
+      </w:r>
+      <w:proofErr w:type="spellEnd"/>
+      <w:r>
+        <w:t>. If it is True, the indented block under it runs, and the else block is skipped. If it is False, Python skips the if block and runs the else statement instead.</w:t>
       </w:r>
     </w:p>
     <w:p>
@@ -2648,7 +2809,15 @@
         <w:ind w:firstLine="720"/>
       </w:pPr>
       <w:r>
-        <w:t>2 - if-elif-else statement</w:t>
+        <w:t>2 - if-</w:t>
+      </w:r>
+      <w:proofErr w:type="spellStart"/>
+      <w:r>
+        <w:t>elif</w:t>
+      </w:r>
+      <w:proofErr w:type="spellEnd"/>
+      <w:r>
+        <w:t>-else statement</w:t>
       </w:r>
     </w:p>
     <w:p>
@@ -2657,15 +2826,28 @@
       </w:pPr>
       <w:r>
         <w:lastRenderedPageBreak/>
-        <w:t>The if-elif-else ladder (short for "else if") is used when you have more than two alternatives to check. </w:t>
+        <w:t>The if-</w:t>
+      </w:r>
+      <w:proofErr w:type="spellStart"/>
+      <w:r>
+        <w:t>elif</w:t>
+      </w:r>
+      <w:proofErr w:type="spellEnd"/>
+      <w:r>
+        <w:t>-else ladder (short for "else if") is used when you have more than two alternatives to check. </w:t>
       </w:r>
     </w:p>
     <w:p>
       <w:pPr>
         <w:ind w:firstLine="720"/>
       </w:pPr>
-      <w:r>
-        <w:t xml:space="preserve">Syntax : </w:t>
+      <w:proofErr w:type="gramStart"/>
+      <w:r>
+        <w:t>Syntax :</w:t>
+      </w:r>
+      <w:proofErr w:type="gramEnd"/>
+      <w:r>
+        <w:t xml:space="preserve"> </w:t>
       </w:r>
     </w:p>
     <w:p>
@@ -2683,11 +2865,16 @@
       <w:pPr>
         <w:ind w:firstLine="720"/>
       </w:pPr>
+      <w:proofErr w:type="spellStart"/>
       <w:r>
         <w:t>e</w:t>
       </w:r>
       <w:r>
-        <w:t>lif condition2:</w:t>
+        <w:t>lif</w:t>
+      </w:r>
+      <w:proofErr w:type="spellEnd"/>
+      <w:r>
+        <w:t xml:space="preserve"> condition2:</w:t>
       </w:r>
     </w:p>
     <w:p>
@@ -2730,8 +2917,13 @@
       <w:pPr>
         <w:ind w:firstLine="720"/>
       </w:pPr>
-      <w:r>
-        <w:t xml:space="preserve">Syntax : </w:t>
+      <w:proofErr w:type="gramStart"/>
+      <w:r>
+        <w:t>Syntax :</w:t>
+      </w:r>
+      <w:proofErr w:type="gramEnd"/>
+      <w:r>
+        <w:t xml:space="preserve"> </w:t>
       </w:r>
     </w:p>
     <w:p>
@@ -2742,7 +2934,15 @@
         <w:t>i</w:t>
       </w:r>
       <w:r>
-        <w:t>f outer_condition:</w:t>
+        <w:t xml:space="preserve">f </w:t>
+      </w:r>
+      <w:proofErr w:type="spellStart"/>
+      <w:r>
+        <w:t>outer_condition</w:t>
+      </w:r>
+      <w:proofErr w:type="spellEnd"/>
+      <w:r>
+        <w:t>:</w:t>
       </w:r>
     </w:p>
     <w:p>
@@ -2756,7 +2956,15 @@
         <w:t>i</w:t>
       </w:r>
       <w:r>
-        <w:t>f inner_condition:</w:t>
+        <w:t xml:space="preserve">f </w:t>
+      </w:r>
+      <w:proofErr w:type="spellStart"/>
+      <w:r>
+        <w:t>inner_condition</w:t>
+      </w:r>
+      <w:proofErr w:type="spellEnd"/>
+      <w:r>
+        <w:t>:</w:t>
       </w:r>
     </w:p>
     <w:p>
@@ -2769,11 +2977,16 @@
       <w:r>
         <w:tab/>
       </w:r>
+      <w:proofErr w:type="gramStart"/>
       <w:r>
         <w:t>p</w:t>
       </w:r>
       <w:r>
-        <w:t>rint(“Both conditions are true”)</w:t>
+        <w:t>rint(</w:t>
+      </w:r>
+      <w:proofErr w:type="gramEnd"/>
+      <w:r>
+        <w:t>“Both conditions are true”)</w:t>
       </w:r>
     </w:p>
     <w:p>
@@ -2803,8 +3016,13 @@
       <w:r>
         <w:tab/>
       </w:r>
-      <w:r>
-        <w:t>print(“Outer true but inner false”)</w:t>
+      <w:proofErr w:type="gramStart"/>
+      <w:r>
+        <w:t>print(</w:t>
+      </w:r>
+      <w:proofErr w:type="gramEnd"/>
+      <w:r>
+        <w:t>“Outer true but inner false”)</w:t>
       </w:r>
     </w:p>
     <w:p>
@@ -2822,8 +3040,13 @@
       <w:r>
         <w:tab/>
       </w:r>
-      <w:r>
-        <w:t>print(“Outer condition false”)</w:t>
+      <w:proofErr w:type="gramStart"/>
+      <w:r>
+        <w:t>print(</w:t>
+      </w:r>
+      <w:proofErr w:type="gramEnd"/>
+      <w:r>
+        <w:t>“Outer condition false”)</w:t>
       </w:r>
       <w:r>
         <w:t xml:space="preserve"> </w:t>
@@ -2938,7 +3161,23 @@
         <w:ind w:firstLine="720"/>
       </w:pPr>
       <w:r>
-        <w:t>for i in range(10):</w:t>
+        <w:t xml:space="preserve">for </w:t>
+      </w:r>
+      <w:proofErr w:type="spellStart"/>
+      <w:r>
+        <w:t>i</w:t>
+      </w:r>
+      <w:proofErr w:type="spellEnd"/>
+      <w:r>
+        <w:t xml:space="preserve"> in </w:t>
+      </w:r>
+      <w:proofErr w:type="gramStart"/>
+      <w:r>
+        <w:t>range(</w:t>
+      </w:r>
+      <w:proofErr w:type="gramEnd"/>
+      <w:r>
+        <w:t>10):</w:t>
       </w:r>
     </w:p>
     <w:p>
@@ -2949,7 +3188,15 @@
         <w:tab/>
       </w:r>
       <w:r>
-        <w:t>Print(i)</w:t>
+        <w:t>Print(</w:t>
+      </w:r>
+      <w:proofErr w:type="spellStart"/>
+      <w:r>
+        <w:t>i</w:t>
+      </w:r>
+      <w:proofErr w:type="spellEnd"/>
+      <w:r>
+        <w:t>)</w:t>
       </w:r>
     </w:p>
     <w:p>
@@ -2983,15 +3230,28 @@
         <w:t xml:space="preserve"> - </w:t>
       </w:r>
       <w:r>
-        <w:t>Running a loop until a i reaches 9</w:t>
+        <w:t xml:space="preserve">Running a loop until a </w:t>
+      </w:r>
+      <w:proofErr w:type="spellStart"/>
+      <w:r>
+        <w:t>i</w:t>
+      </w:r>
+      <w:proofErr w:type="spellEnd"/>
+      <w:r>
+        <w:t xml:space="preserve"> reaches 9</w:t>
       </w:r>
     </w:p>
     <w:p>
       <w:pPr>
         <w:ind w:firstLine="720"/>
       </w:pPr>
-      <w:r>
-        <w:t>i = 0</w:t>
+      <w:proofErr w:type="spellStart"/>
+      <w:r>
+        <w:t>i</w:t>
+      </w:r>
+      <w:proofErr w:type="spellEnd"/>
+      <w:r>
+        <w:t xml:space="preserve"> = 0</w:t>
       </w:r>
     </w:p>
     <w:p>
@@ -2999,7 +3259,15 @@
         <w:ind w:firstLine="720"/>
       </w:pPr>
       <w:r>
-        <w:t>While i &lt; 9:</w:t>
+        <w:t xml:space="preserve">While </w:t>
+      </w:r>
+      <w:proofErr w:type="spellStart"/>
+      <w:r>
+        <w:t>i</w:t>
+      </w:r>
+      <w:proofErr w:type="spellEnd"/>
+      <w:r>
+        <w:t xml:space="preserve"> &lt; 9:</w:t>
       </w:r>
     </w:p>
     <w:p>
@@ -3010,7 +3278,15 @@
         <w:tab/>
       </w:r>
       <w:r>
-        <w:t>Print(i)</w:t>
+        <w:t>Print(</w:t>
+      </w:r>
+      <w:proofErr w:type="spellStart"/>
+      <w:r>
+        <w:t>i</w:t>
+      </w:r>
+      <w:proofErr w:type="spellEnd"/>
+      <w:r>
+        <w:t>)</w:t>
       </w:r>
     </w:p>
     <w:p>
@@ -3020,8 +3296,13 @@
       <w:r>
         <w:tab/>
       </w:r>
-      <w:r>
-        <w:t>i+ = 1</w:t>
+      <w:proofErr w:type="spellStart"/>
+      <w:r>
+        <w:t>i</w:t>
+      </w:r>
+      <w:proofErr w:type="spellEnd"/>
+      <w:r>
+        <w:t>+ = 1</w:t>
       </w:r>
     </w:p>
     <w:p>
@@ -3054,7 +3335,15 @@
         <w:ind w:left="720"/>
       </w:pPr>
       <w:r>
-        <w:t>It iterates over an "iterable" (like a list, string, or range) and assigns each value to a temporary variable in each cycle.</w:t>
+        <w:t>It iterates over an "</w:t>
+      </w:r>
+      <w:proofErr w:type="spellStart"/>
+      <w:r>
+        <w:t>iterable</w:t>
+      </w:r>
+      <w:proofErr w:type="spellEnd"/>
+      <w:r>
+        <w:t>" (like a list, string, or range) and assigns each value to a temporary variable in each cycle.</w:t>
       </w:r>
     </w:p>
     <w:p>
@@ -3146,8 +3435,13 @@
       <w:r>
         <w:t xml:space="preserve">for </w:t>
       </w:r>
-      <w:r>
-        <w:t xml:space="preserve">i </w:t>
+      <w:proofErr w:type="spellStart"/>
+      <w:r>
+        <w:t>i</w:t>
+      </w:r>
+      <w:proofErr w:type="spellEnd"/>
+      <w:r>
+        <w:t xml:space="preserve"> </w:t>
       </w:r>
       <w:r>
         <w:t>in fruits:</w:t>
@@ -3160,18 +3454,282 @@
       <w:r>
         <w:t>print(</w:t>
       </w:r>
+      <w:proofErr w:type="spellStart"/>
       <w:r>
         <w:t>i</w:t>
       </w:r>
+      <w:proofErr w:type="spellEnd"/>
       <w:r>
         <w:t>)</w:t>
       </w:r>
     </w:p>
-    <w:p>
-      <w:pPr>
-        <w:ind w:left="720" w:firstLine="720"/>
-      </w:pPr>
-    </w:p>
+    <w:p/>
+    <w:p>
+      <w:pPr>
+        <w:rPr>
+          <w:sz w:val="28"/>
+          <w:szCs w:val="28"/>
+        </w:rPr>
+      </w:pPr>
+      <w:r>
+        <w:rPr>
+          <w:sz w:val="28"/>
+          <w:szCs w:val="28"/>
+        </w:rPr>
+        <w:t>(6) Generators and Iterators</w:t>
+      </w:r>
+    </w:p>
+    <w:p>
+      <w:r>
+        <w:t>• Understanding how generators work in Python.</w:t>
+      </w:r>
+    </w:p>
+    <w:p>
+      <w:pPr>
+        <w:pStyle w:val="ListParagraph"/>
+        <w:numPr>
+          <w:ilvl w:val="0"/>
+          <w:numId w:val="23"/>
+        </w:numPr>
+      </w:pPr>
+      <w:r>
+        <w:t>In Python, a generator is a special type of function that returns an</w:t>
+      </w:r>
+      <w:r>
+        <w:t xml:space="preserve"> iterator object</w:t>
+      </w:r>
+      <w:r>
+        <w:t>, allowing you to produce a sequence of values over time rather than all at once. Instead of using the return keyword, generators use yield to pause execution and send a value back to the caller while preserving the function's internal state.</w:t>
+      </w:r>
+    </w:p>
+    <w:p>
+      <w:pPr>
+        <w:ind w:left="720"/>
+      </w:pPr>
+      <w:r>
+        <w:t xml:space="preserve">The yield </w:t>
+      </w:r>
+      <w:proofErr w:type="gramStart"/>
+      <w:r>
+        <w:t>Keyword</w:t>
+      </w:r>
+      <w:r>
+        <w:t xml:space="preserve"> </w:t>
+      </w:r>
+      <w:r>
+        <w:t>:</w:t>
+      </w:r>
+      <w:proofErr w:type="gramEnd"/>
+      <w:r>
+        <w:t xml:space="preserve"> When a generator hits yield, </w:t>
+      </w:r>
+      <w:proofErr w:type="gramStart"/>
+      <w:r>
+        <w:t>it</w:t>
+      </w:r>
+      <w:proofErr w:type="gramEnd"/>
+      <w:r>
+        <w:t xml:space="preserve"> "pauses" the function and saves its variables and current position.</w:t>
+      </w:r>
+    </w:p>
+    <w:p>
+      <w:pPr>
+        <w:ind w:left="720"/>
+      </w:pPr>
+      <w:r>
+        <w:t xml:space="preserve">Lazy </w:t>
+      </w:r>
+      <w:proofErr w:type="gramStart"/>
+      <w:r>
+        <w:t>Evaluation</w:t>
+      </w:r>
+      <w:r>
+        <w:t xml:space="preserve"> </w:t>
+      </w:r>
+      <w:r>
+        <w:t>:</w:t>
+      </w:r>
+      <w:proofErr w:type="gramEnd"/>
+      <w:r>
+        <w:t xml:space="preserve"> Values are only computed when you specifically ask for them (e.g., using a for loop or the </w:t>
+      </w:r>
+      <w:proofErr w:type="gramStart"/>
+      <w:r>
+        <w:t>next(</w:t>
+      </w:r>
+      <w:proofErr w:type="gramEnd"/>
+      <w:r>
+        <w:t>) function).</w:t>
+      </w:r>
+    </w:p>
+    <w:p>
+      <w:pPr>
+        <w:ind w:left="720"/>
+      </w:pPr>
+      <w:r>
+        <w:t xml:space="preserve">State </w:t>
+      </w:r>
+      <w:proofErr w:type="gramStart"/>
+      <w:r>
+        <w:t>Preservation</w:t>
+      </w:r>
+      <w:r>
+        <w:t xml:space="preserve"> </w:t>
+      </w:r>
+      <w:r>
+        <w:t>:</w:t>
+      </w:r>
+      <w:proofErr w:type="gramEnd"/>
+      <w:r>
+        <w:t xml:space="preserve"> When you call </w:t>
+      </w:r>
+      <w:proofErr w:type="gramStart"/>
+      <w:r>
+        <w:t>next(</w:t>
+      </w:r>
+      <w:proofErr w:type="gramEnd"/>
+      <w:r>
+        <w:t>) again, the generator resumes exactly where it left off, continuing until it hits another yield or ends.</w:t>
+      </w:r>
+    </w:p>
+    <w:p>
+      <w:pPr>
+        <w:ind w:left="720"/>
+      </w:pPr>
+      <w:proofErr w:type="gramStart"/>
+      <w:r>
+        <w:t>Exhaustion</w:t>
+      </w:r>
+      <w:r>
+        <w:t xml:space="preserve"> </w:t>
+      </w:r>
+      <w:r>
+        <w:t>:</w:t>
+      </w:r>
+      <w:proofErr w:type="gramEnd"/>
+      <w:r>
+        <w:t xml:space="preserve"> Once a generator runs through its logic and reaches the end, it raises a </w:t>
+      </w:r>
+      <w:proofErr w:type="spellStart"/>
+      <w:r>
+        <w:t>StopIteration</w:t>
+      </w:r>
+      <w:proofErr w:type="spellEnd"/>
+      <w:r>
+        <w:t xml:space="preserve"> exception and cannot be reused.</w:t>
+      </w:r>
+    </w:p>
+    <w:p>
+      <w:r>
+        <w:t>• Difference between yield and return.</w:t>
+      </w:r>
+    </w:p>
+    <w:p>
+      <w:pPr>
+        <w:pStyle w:val="ListParagraph"/>
+        <w:numPr>
+          <w:ilvl w:val="0"/>
+          <w:numId w:val="23"/>
+        </w:numPr>
+      </w:pPr>
+      <w:r>
+        <w:t>Yield and return both measure investment profitability but differ in scope</w:t>
+      </w:r>
+    </w:p>
+    <w:p>
+      <w:pPr>
+        <w:ind w:left="720"/>
+      </w:pPr>
+      <w:r>
+        <w:t>Yield -</w:t>
+      </w:r>
+      <w:r>
+        <w:t xml:space="preserve"> Turns a function into a generator, producing a series of values. It pauses execution, allowing the function to resume from its last state to provide more values. </w:t>
+      </w:r>
+    </w:p>
+    <w:p>
+      <w:pPr>
+        <w:ind w:left="720"/>
+      </w:pPr>
+      <w:r>
+        <w:t>Return - Ends the function immediately, passing back a single value and terminating execution.</w:t>
+      </w:r>
+    </w:p>
+    <w:p>
+      <w:r>
+        <w:t>• Understanding iterators and creating custom iterators.</w:t>
+      </w:r>
+    </w:p>
+    <w:p>
+      <w:pPr>
+        <w:pStyle w:val="ListParagraph"/>
+        <w:numPr>
+          <w:ilvl w:val="0"/>
+          <w:numId w:val="23"/>
+        </w:numPr>
+      </w:pPr>
+      <w:r>
+        <w:t>An iterator is a specialized object that lets you move through a collection (like a list or dictionary) one element at a time. Unlike standard collections that load all data into memory at once, iterators are "lazy"—they only generate or retrieve the next item when you specifically ask for it.</w:t>
+      </w:r>
+    </w:p>
+    <w:p>
+      <w:pPr>
+        <w:ind w:left="720"/>
+      </w:pPr>
+      <w:r>
+        <w:t>To create a custom iterator in Python, your class must implement the Iterator Protocol, which consists of two "magic" methods:</w:t>
+      </w:r>
+    </w:p>
+    <w:p>
+      <w:pPr>
+        <w:pStyle w:val="ListParagraph"/>
+        <w:numPr>
+          <w:ilvl w:val="0"/>
+          <w:numId w:val="22"/>
+        </w:numPr>
+      </w:pPr>
+      <w:r>
+        <w:lastRenderedPageBreak/>
+        <w:t>- __iter_</w:t>
+      </w:r>
+      <w:proofErr w:type="gramStart"/>
+      <w:r>
+        <w:t>_(</w:t>
+      </w:r>
+      <w:proofErr w:type="gramEnd"/>
+      <w:r>
+        <w:t>): Returns the iterator object itself. This is required so the object can be used in for loops.</w:t>
+      </w:r>
+    </w:p>
+    <w:p>
+      <w:pPr>
+        <w:pStyle w:val="ListParagraph"/>
+        <w:numPr>
+          <w:ilvl w:val="0"/>
+          <w:numId w:val="22"/>
+        </w:numPr>
+      </w:pPr>
+      <w:r>
+        <w:t>- __next_</w:t>
+      </w:r>
+      <w:proofErr w:type="gramStart"/>
+      <w:r>
+        <w:t>_(</w:t>
+      </w:r>
+      <w:proofErr w:type="gramEnd"/>
+      <w:r>
+        <w:t xml:space="preserve">): Returns the next item in the sequence. If there are no more items, it must raise a </w:t>
+      </w:r>
+      <w:proofErr w:type="spellStart"/>
+      <w:r>
+        <w:t>StopIteration</w:t>
+      </w:r>
+      <w:proofErr w:type="spellEnd"/>
+      <w:r>
+        <w:t xml:space="preserve"> exception.</w:t>
+      </w:r>
+    </w:p>
+    <w:p/>
     <w:p>
       <w:pPr>
         <w:rPr>
@@ -3209,23 +3767,390 @@
       </w:r>
     </w:p>
     <w:p>
-      <w:pPr>
+      <w:r>
+        <w:t>• Defining and calling functions in Python.</w:t>
+      </w:r>
+    </w:p>
+    <w:p>
+      <w:pPr>
+        <w:pStyle w:val="ListParagraph"/>
+        <w:numPr>
+          <w:ilvl w:val="0"/>
+          <w:numId w:val="23"/>
+        </w:numPr>
+      </w:pPr>
+      <w:r>
+        <w:t>In Python, functions are self-contained blocks of code designed to perform specific tasks, helping you organize code and avoid repetition</w:t>
+      </w:r>
+    </w:p>
+    <w:p>
+      <w:pPr>
+        <w:ind w:firstLine="720"/>
+      </w:pPr>
+      <w:r>
+        <w:t>1</w:t>
+      </w:r>
+      <w:r>
+        <w:t xml:space="preserve"> -</w:t>
+      </w:r>
+      <w:r>
+        <w:t xml:space="preserve"> Defining a Function</w:t>
+      </w:r>
+    </w:p>
+    <w:p>
+      <w:pPr>
+        <w:ind w:left="720"/>
+      </w:pPr>
+      <w:r>
+        <w:t xml:space="preserve">To define a function, use the def keyword followed by the function name, parentheses (), and a </w:t>
+      </w:r>
+      <w:proofErr w:type="gramStart"/>
+      <w:r>
+        <w:t>colon :</w:t>
+      </w:r>
+      <w:proofErr w:type="gramEnd"/>
+    </w:p>
+    <w:p>
+      <w:pPr>
+        <w:numPr>
+          <w:ilvl w:val="0"/>
+          <w:numId w:val="24"/>
+        </w:numPr>
+        <w:tabs>
+          <w:tab w:val="clear" w:pos="1080"/>
+          <w:tab w:val="num" w:pos="720"/>
+        </w:tabs>
+      </w:pPr>
+      <w:proofErr w:type="gramStart"/>
+      <w:r>
+        <w:t>Indentation</w:t>
+      </w:r>
+      <w:r>
+        <w:t xml:space="preserve"> </w:t>
+      </w:r>
+      <w:r>
+        <w:t>:</w:t>
+      </w:r>
+      <w:proofErr w:type="gramEnd"/>
+      <w:r>
+        <w:t xml:space="preserve"> All code inside the function must be indented (typically 4 spaces).</w:t>
+      </w:r>
+    </w:p>
+    <w:p>
+      <w:pPr>
+        <w:numPr>
+          <w:ilvl w:val="0"/>
+          <w:numId w:val="24"/>
+        </w:numPr>
+        <w:tabs>
+          <w:tab w:val="clear" w:pos="1080"/>
+          <w:tab w:val="num" w:pos="720"/>
+        </w:tabs>
+      </w:pPr>
+      <w:proofErr w:type="gramStart"/>
+      <w:r>
+        <w:t>Parameters</w:t>
+      </w:r>
+      <w:r>
+        <w:t xml:space="preserve"> </w:t>
+      </w:r>
+      <w:r>
+        <w:t>:</w:t>
+      </w:r>
+      <w:proofErr w:type="gramEnd"/>
+      <w:r>
+        <w:t xml:space="preserve"> These are placeholders for data you pass into the function during definition.</w:t>
+      </w:r>
+    </w:p>
+    <w:p>
+      <w:pPr>
+        <w:numPr>
+          <w:ilvl w:val="0"/>
+          <w:numId w:val="24"/>
+        </w:numPr>
+      </w:pPr>
+      <w:r>
+        <w:t xml:space="preserve">Return </w:t>
+      </w:r>
+      <w:proofErr w:type="gramStart"/>
+      <w:r>
+        <w:t>Statement</w:t>
+      </w:r>
+      <w:r>
+        <w:t xml:space="preserve"> </w:t>
+      </w:r>
+      <w:r>
+        <w:t>:</w:t>
+      </w:r>
+      <w:proofErr w:type="gramEnd"/>
+      <w:r>
+        <w:t xml:space="preserve"> Use return to send a result back to where the function was called. If omitted, the function returns None.</w:t>
+      </w:r>
+    </w:p>
+    <w:p>
+      <w:pPr>
+        <w:spacing w:after="0" w:line="240" w:lineRule="auto"/>
+        <w:ind w:firstLine="720"/>
         <w:rPr>
-          <w:sz w:val="28"/>
-          <w:szCs w:val="28"/>
+          <w:rFonts w:eastAsia="Times New Roman" w:cs="Arial"/>
+          <w:kern w:val="0"/>
+          <w:lang w:eastAsia="en-IN"/>
+          <w14:ligatures w14:val="none"/>
         </w:rPr>
       </w:pPr>
       <w:r>
         <w:rPr>
-          <w:sz w:val="28"/>
-          <w:szCs w:val="28"/>
+          <w:rFonts w:eastAsia="Times New Roman" w:cs="Arial"/>
+          <w:kern w:val="0"/>
+          <w:lang w:eastAsia="en-IN"/>
+          <w14:ligatures w14:val="none"/>
         </w:rPr>
+        <w:t>2</w:t>
+      </w:r>
+      <w:r>
+        <w:rPr>
+          <w:rFonts w:eastAsia="Times New Roman" w:cs="Arial"/>
+          <w:kern w:val="0"/>
+          <w:lang w:eastAsia="en-IN"/>
+          <w14:ligatures w14:val="none"/>
+        </w:rPr>
+        <w:t xml:space="preserve"> -</w:t>
+      </w:r>
+      <w:r>
+        <w:rPr>
+          <w:rFonts w:eastAsia="Times New Roman" w:cs="Arial"/>
+          <w:kern w:val="0"/>
+          <w:lang w:eastAsia="en-IN"/>
+          <w14:ligatures w14:val="none"/>
+        </w:rPr>
+        <w:t xml:space="preserve"> Calling a Function</w:t>
+      </w:r>
+    </w:p>
+    <w:p>
+      <w:pPr>
+        <w:spacing w:after="0" w:line="240" w:lineRule="auto"/>
+        <w:rPr>
+          <w:rFonts w:eastAsia="Times New Roman" w:cs="Arial"/>
+          <w:b/>
+          <w:bCs/>
+          <w:kern w:val="0"/>
+          <w:lang w:eastAsia="en-IN"/>
+          <w14:ligatures w14:val="none"/>
+        </w:rPr>
+      </w:pPr>
+    </w:p>
+    <w:p>
+      <w:pPr>
+        <w:ind w:left="720"/>
+      </w:pPr>
+      <w:r>
+        <w:t>To execute a function, type its name followed by parentheses. If the function expects data, place the arguments (actual values) inside those parentheses.</w:t>
+      </w:r>
+    </w:p>
+    <w:p>
+      <w:r>
+        <w:t>• Function arguments (positional, keyword, default).</w:t>
+      </w:r>
+    </w:p>
+    <w:p>
+      <w:pPr>
+        <w:pStyle w:val="ListParagraph"/>
+        <w:numPr>
+          <w:ilvl w:val="0"/>
+          <w:numId w:val="23"/>
+        </w:numPr>
+      </w:pPr>
+      <w:r>
+        <w:t>In Python, function arguments determine how data is passed into a function when it is called. Understanding the distinction between positional, keyword, and default arguments is essential for writing flexible and readable code.</w:t>
+      </w:r>
+    </w:p>
+    <w:p>
+      <w:pPr>
+        <w:ind w:left="720"/>
+      </w:pPr>
+      <w:r>
+        <w:t xml:space="preserve">1 - </w:t>
+      </w:r>
+      <w:r>
+        <w:t>Positional arguments are the most common type. They are matched to the function's parameters based on the order in which they are passed.</w:t>
+      </w:r>
+    </w:p>
+    <w:p>
+      <w:pPr>
+        <w:ind w:left="720"/>
+      </w:pPr>
+      <w:r>
+        <w:t xml:space="preserve">2 - </w:t>
+      </w:r>
+      <w:r>
+        <w:t>Keyword arguments allow you to pass values by explicitly naming the parameters (using the name=value syntax).</w:t>
+      </w:r>
+    </w:p>
+    <w:p>
+      <w:pPr>
+        <w:ind w:left="720"/>
+      </w:pPr>
+      <w:r>
+        <w:t xml:space="preserve">3 - </w:t>
+      </w:r>
+      <w:r>
+        <w:t>Default arguments have a predefined value assigned in the function definition.</w:t>
+      </w:r>
+    </w:p>
+    <w:p>
+      <w:r>
+        <w:t>• Scope of variables in Python.</w:t>
+      </w:r>
+    </w:p>
+    <w:p>
+      <w:pPr>
+        <w:pStyle w:val="ListParagraph"/>
+        <w:numPr>
+          <w:ilvl w:val="0"/>
+          <w:numId w:val="23"/>
+        </w:numPr>
+      </w:pPr>
+      <w:r>
+        <w:lastRenderedPageBreak/>
+        <w:t>Variable scope in Python determines where a specific variable can be accessed or modified within your code. Python follows a hierarchy known as the LEGB rule to resolve variable names, searching from the most local scope to the most general.</w:t>
+      </w:r>
+    </w:p>
+    <w:p>
+      <w:pPr>
+        <w:ind w:firstLine="720"/>
+      </w:pPr>
+      <w:r>
+        <w:t>Types of Scopes</w:t>
+      </w:r>
+    </w:p>
+    <w:p>
+      <w:pPr>
+        <w:numPr>
+          <w:ilvl w:val="0"/>
+          <w:numId w:val="25"/>
+        </w:numPr>
+        <w:tabs>
+          <w:tab w:val="clear" w:pos="1080"/>
+          <w:tab w:val="num" w:pos="720"/>
+        </w:tabs>
+      </w:pPr>
+      <w:r>
+        <w:t xml:space="preserve">Local </w:t>
+      </w:r>
+      <w:proofErr w:type="gramStart"/>
+      <w:r>
+        <w:t>Scope</w:t>
+      </w:r>
+      <w:r>
+        <w:t xml:space="preserve"> </w:t>
+      </w:r>
+      <w:r>
+        <w:t>:</w:t>
+      </w:r>
+      <w:proofErr w:type="gramEnd"/>
+      <w:r>
+        <w:t xml:space="preserve"> Variables created inside a function belong to that function’s local scope. They only exist while the function is executing and cannot be accessed from outside.</w:t>
+      </w:r>
+    </w:p>
+    <w:p>
+      <w:pPr>
+        <w:numPr>
+          <w:ilvl w:val="0"/>
+          <w:numId w:val="25"/>
+        </w:numPr>
+        <w:tabs>
+          <w:tab w:val="clear" w:pos="1080"/>
+          <w:tab w:val="num" w:pos="720"/>
+        </w:tabs>
+      </w:pPr>
+      <w:r>
+        <w:t xml:space="preserve">Global </w:t>
+      </w:r>
+      <w:proofErr w:type="gramStart"/>
+      <w:r>
+        <w:t>Scope</w:t>
+      </w:r>
+      <w:r>
+        <w:t xml:space="preserve"> </w:t>
+      </w:r>
+      <w:r>
+        <w:t>:</w:t>
+      </w:r>
+      <w:proofErr w:type="gramEnd"/>
+      <w:r>
+        <w:t xml:space="preserve"> Variables defined in the main body of a script are global. They are accessible throughout the entire program.</w:t>
+      </w:r>
+    </w:p>
+    <w:p>
+      <w:pPr>
+        <w:numPr>
+          <w:ilvl w:val="0"/>
+          <w:numId w:val="25"/>
+        </w:numPr>
+        <w:tabs>
+          <w:tab w:val="clear" w:pos="1080"/>
+          <w:tab w:val="num" w:pos="720"/>
+        </w:tabs>
+      </w:pPr>
+      <w:r>
+        <w:t xml:space="preserve">Enclosing (Nonlocal) </w:t>
+      </w:r>
+      <w:proofErr w:type="gramStart"/>
+      <w:r>
+        <w:t>Scope</w:t>
+      </w:r>
+      <w:r>
+        <w:t xml:space="preserve"> </w:t>
+      </w:r>
+      <w:r>
+        <w:t>:</w:t>
+      </w:r>
+      <w:proofErr w:type="gramEnd"/>
+      <w:r>
+        <w:t xml:space="preserve"> In nested functions, the inner function can access variables defined in the outer function.</w:t>
+      </w:r>
+    </w:p>
+    <w:p>
+      <w:pPr>
+        <w:numPr>
+          <w:ilvl w:val="0"/>
+          <w:numId w:val="25"/>
+        </w:numPr>
+      </w:pPr>
+      <w:r>
+        <w:t xml:space="preserve">Built-in </w:t>
+      </w:r>
+      <w:proofErr w:type="gramStart"/>
+      <w:r>
+        <w:t>Scope</w:t>
+      </w:r>
+      <w:r>
+        <w:t xml:space="preserve"> </w:t>
+      </w:r>
+      <w:r>
+        <w:t>:</w:t>
+      </w:r>
+      <w:proofErr w:type="gramEnd"/>
+      <w:r>
+        <w:t xml:space="preserve"> This is the widest scope containing Python’s standard functions and keywords, available everywhere without needing to be defined or imported.</w:t>
+      </w:r>
+    </w:p>
+    <w:p>
+      <w:r>
         <w:t>• Built-in methods for strings, lists, etc.</w:t>
       </w:r>
     </w:p>
     <w:p>
       <w:r>
-        <w:t>Here are some string methods are given below</w:t>
+        <w:t xml:space="preserve">Here </w:t>
+      </w:r>
+      <w:proofErr w:type="gramStart"/>
+      <w:r>
+        <w:t>are</w:t>
+      </w:r>
+      <w:proofErr w:type="gramEnd"/>
+      <w:r>
+        <w:t xml:space="preserve"> some string methods are given below</w:t>
       </w:r>
     </w:p>
     <w:tbl>
@@ -3288,8 +4213,13 @@
             <w:tcW w:w="1838" w:type="dxa"/>
           </w:tcPr>
           <w:p>
-            <w:r>
-              <w:t>lower()</w:t>
+            <w:proofErr w:type="gramStart"/>
+            <w:r>
+              <w:t>lower(</w:t>
+            </w:r>
+            <w:proofErr w:type="gramEnd"/>
+            <w:r>
+              <w:t>)</w:t>
             </w:r>
           </w:p>
         </w:tc>
@@ -3309,7 +4239,15 @@
           </w:tcPr>
           <w:p>
             <w:r>
-              <w:t>“Hi” .lower()</w:t>
+              <w:t>“Hi</w:t>
+            </w:r>
+            <w:proofErr w:type="gramStart"/>
+            <w:r>
+              <w:t>” .lower</w:t>
+            </w:r>
+            <w:proofErr w:type="gramEnd"/>
+            <w:r>
+              <w:t>()</w:t>
             </w:r>
           </w:p>
         </w:tc>
@@ -3330,8 +4268,13 @@
             <w:tcW w:w="1838" w:type="dxa"/>
           </w:tcPr>
           <w:p>
-            <w:r>
-              <w:t>upper()</w:t>
+            <w:proofErr w:type="gramStart"/>
+            <w:r>
+              <w:t>upper(</w:t>
+            </w:r>
+            <w:proofErr w:type="gramEnd"/>
+            <w:r>
+              <w:t>)</w:t>
             </w:r>
           </w:p>
         </w:tc>
@@ -3351,7 +4294,15 @@
           </w:tcPr>
           <w:p>
             <w:r>
-              <w:t>“hi” .upper()</w:t>
+              <w:t>“hi</w:t>
+            </w:r>
+            <w:proofErr w:type="gramStart"/>
+            <w:r>
+              <w:t>” .upper</w:t>
+            </w:r>
+            <w:proofErr w:type="gramEnd"/>
+            <w:r>
+              <w:t>()</w:t>
             </w:r>
           </w:p>
         </w:tc>
@@ -3372,8 +4323,13 @@
             <w:tcW w:w="1838" w:type="dxa"/>
           </w:tcPr>
           <w:p>
-            <w:r>
-              <w:t>title()</w:t>
+            <w:proofErr w:type="gramStart"/>
+            <w:r>
+              <w:t>title(</w:t>
+            </w:r>
+            <w:proofErr w:type="gramEnd"/>
+            <w:r>
+              <w:t>)</w:t>
             </w:r>
           </w:p>
         </w:tc>
@@ -3393,7 +4349,23 @@
           </w:tcPr>
           <w:p>
             <w:r>
-              <w:t>“hello world” .title()</w:t>
+              <w:t>“</w:t>
+            </w:r>
+            <w:proofErr w:type="gramStart"/>
+            <w:r>
+              <w:t>hello</w:t>
+            </w:r>
+            <w:proofErr w:type="gramEnd"/>
+            <w:r>
+              <w:t xml:space="preserve"> world</w:t>
+            </w:r>
+            <w:proofErr w:type="gramStart"/>
+            <w:r>
+              <w:t>” .title</w:t>
+            </w:r>
+            <w:proofErr w:type="gramEnd"/>
+            <w:r>
+              <w:t>()</w:t>
             </w:r>
           </w:p>
         </w:tc>
@@ -3423,8 +4395,13 @@
             <w:tcW w:w="1838" w:type="dxa"/>
           </w:tcPr>
           <w:p>
-            <w:r>
-              <w:t>capitalize()</w:t>
+            <w:proofErr w:type="gramStart"/>
+            <w:r>
+              <w:t>capitalize(</w:t>
+            </w:r>
+            <w:proofErr w:type="gramEnd"/>
+            <w:r>
+              <w:t>)</w:t>
             </w:r>
           </w:p>
         </w:tc>
@@ -3444,11 +4421,13 @@
           </w:tcPr>
           <w:p>
             <w:r>
-              <w:t>“hello” .</w:t>
-            </w:r>
-            <w:r>
-              <w:t>capitalize</w:t>
-            </w:r>
+              <w:t>“hello</w:t>
+            </w:r>
+            <w:proofErr w:type="gramStart"/>
+            <w:r>
+              <w:t>” .capitalize</w:t>
+            </w:r>
+            <w:proofErr w:type="gramEnd"/>
             <w:r>
               <w:t>()</w:t>
             </w:r>
@@ -3471,8 +4450,13 @@
             <w:tcW w:w="1838" w:type="dxa"/>
           </w:tcPr>
           <w:p>
-            <w:r>
-              <w:t>strip()</w:t>
+            <w:proofErr w:type="gramStart"/>
+            <w:r>
+              <w:t>strip(</w:t>
+            </w:r>
+            <w:proofErr w:type="gramEnd"/>
+            <w:r>
+              <w:t>)</w:t>
             </w:r>
           </w:p>
         </w:tc>
@@ -3492,7 +4476,15 @@
           </w:tcPr>
           <w:p>
             <w:r>
-              <w:t>“hi” .strip()</w:t>
+              <w:t>“hi</w:t>
+            </w:r>
+            <w:proofErr w:type="gramStart"/>
+            <w:r>
+              <w:t>” .strip</w:t>
+            </w:r>
+            <w:proofErr w:type="gramEnd"/>
+            <w:r>
+              <w:t>()</w:t>
             </w:r>
           </w:p>
         </w:tc>
@@ -3514,7 +4506,17 @@
           </w:tcPr>
           <w:p>
             <w:r>
-              <w:t>replace(a,b)</w:t>
+              <w:t>replace(</w:t>
+            </w:r>
+            <w:proofErr w:type="spellStart"/>
+            <w:proofErr w:type="gramStart"/>
+            <w:r>
+              <w:t>a,b</w:t>
+            </w:r>
+            <w:proofErr w:type="spellEnd"/>
+            <w:proofErr w:type="gramEnd"/>
+            <w:r>
+              <w:t>)</w:t>
             </w:r>
           </w:p>
         </w:tc>
@@ -3534,7 +4536,28 @@
           </w:tcPr>
           <w:p>
             <w:r>
-              <w:t>“hi” .replace(“h”,”b”)</w:t>
+              <w:t>“hi</w:t>
+            </w:r>
+            <w:proofErr w:type="gramStart"/>
+            <w:r>
+              <w:t>” .replace</w:t>
+            </w:r>
+            <w:proofErr w:type="gramEnd"/>
+            <w:r>
+              <w:t>(“</w:t>
+            </w:r>
+            <w:proofErr w:type="spellStart"/>
+            <w:r>
+              <w:t>h”</w:t>
+            </w:r>
+            <w:proofErr w:type="gramStart"/>
+            <w:r>
+              <w:t>,”b</w:t>
+            </w:r>
+            <w:proofErr w:type="spellEnd"/>
+            <w:proofErr w:type="gramEnd"/>
+            <w:r>
+              <w:t>”)</w:t>
             </w:r>
           </w:p>
         </w:tc>
@@ -3555,8 +4578,13 @@
             <w:tcW w:w="1838" w:type="dxa"/>
           </w:tcPr>
           <w:p>
-            <w:r>
-              <w:t>split()</w:t>
+            <w:proofErr w:type="gramStart"/>
+            <w:r>
+              <w:t>split(</w:t>
+            </w:r>
+            <w:proofErr w:type="gramEnd"/>
+            <w:r>
+              <w:t>)</w:t>
             </w:r>
           </w:p>
         </w:tc>
@@ -3576,7 +4604,15 @@
           </w:tcPr>
           <w:p>
             <w:r>
-              <w:t>“a b” .split()</w:t>
+              <w:t>“a b</w:t>
+            </w:r>
+            <w:proofErr w:type="gramStart"/>
+            <w:r>
+              <w:t>” .split</w:t>
+            </w:r>
+            <w:proofErr w:type="gramEnd"/>
+            <w:r>
+              <w:t>()</w:t>
             </w:r>
           </w:p>
         </w:tc>
@@ -3586,7 +4622,15 @@
           </w:tcPr>
           <w:p>
             <w:r>
-              <w:t>[‘a’ , ‘b’]</w:t>
+              <w:t>[‘a</w:t>
+            </w:r>
+            <w:proofErr w:type="gramStart"/>
+            <w:r>
+              <w:t>’ ,</w:t>
+            </w:r>
+            <w:proofErr w:type="gramEnd"/>
+            <w:r>
+              <w:t xml:space="preserve"> ‘b’]</w:t>
             </w:r>
           </w:p>
         </w:tc>
@@ -3597,8 +4641,13 @@
             <w:tcW w:w="1838" w:type="dxa"/>
           </w:tcPr>
           <w:p>
-            <w:r>
-              <w:t>join()</w:t>
+            <w:proofErr w:type="gramStart"/>
+            <w:r>
+              <w:t>join(</w:t>
+            </w:r>
+            <w:proofErr w:type="gramEnd"/>
+            <w:r>
+              <w:t>)</w:t>
             </w:r>
           </w:p>
         </w:tc>
@@ -3617,8 +4666,13 @@
             <w:tcW w:w="2409" w:type="dxa"/>
           </w:tcPr>
           <w:p>
-            <w:r>
-              <w:t>“ “ .join([‘a’,’ b’])</w:t>
+            <w:proofErr w:type="gramStart"/>
+            <w:r>
+              <w:t>“ “ .join</w:t>
+            </w:r>
+            <w:proofErr w:type="gramEnd"/>
+            <w:r>
+              <w:t>([‘a’,’ b’])</w:t>
             </w:r>
           </w:p>
         </w:tc>
@@ -3628,7 +4682,15 @@
           </w:tcPr>
           <w:p>
             <w:r>
-              <w:t>“a , b”</w:t>
+              <w:t>“</w:t>
+            </w:r>
+            <w:proofErr w:type="gramStart"/>
+            <w:r>
+              <w:t>a ,</w:t>
+            </w:r>
+            <w:proofErr w:type="gramEnd"/>
+            <w:r>
+              <w:t xml:space="preserve"> b”</w:t>
             </w:r>
           </w:p>
         </w:tc>
@@ -3639,8 +4701,13 @@
             <w:tcW w:w="1838" w:type="dxa"/>
           </w:tcPr>
           <w:p>
-            <w:r>
-              <w:t>find()</w:t>
+            <w:proofErr w:type="gramStart"/>
+            <w:r>
+              <w:t>find(</w:t>
+            </w:r>
+            <w:proofErr w:type="gramEnd"/>
+            <w:r>
+              <w:t>)</w:t>
             </w:r>
           </w:p>
         </w:tc>
@@ -3660,7 +4727,15 @@
           </w:tcPr>
           <w:p>
             <w:r>
-              <w:t>“hello” .find(“e”)</w:t>
+              <w:t>“hello</w:t>
+            </w:r>
+            <w:proofErr w:type="gramStart"/>
+            <w:r>
+              <w:t>” .find</w:t>
+            </w:r>
+            <w:proofErr w:type="gramEnd"/>
+            <w:r>
+              <w:t>(“e”)</w:t>
             </w:r>
           </w:p>
         </w:tc>
@@ -3681,8 +4756,13 @@
             <w:tcW w:w="1838" w:type="dxa"/>
           </w:tcPr>
           <w:p>
-            <w:r>
-              <w:t>count()</w:t>
+            <w:proofErr w:type="gramStart"/>
+            <w:r>
+              <w:t>count(</w:t>
+            </w:r>
+            <w:proofErr w:type="gramEnd"/>
+            <w:r>
+              <w:t>)</w:t>
             </w:r>
           </w:p>
         </w:tc>
@@ -3702,7 +4782,15 @@
           </w:tcPr>
           <w:p>
             <w:r>
-              <w:t>“hello” .count(“l”)</w:t>
+              <w:t>“hello</w:t>
+            </w:r>
+            <w:proofErr w:type="gramStart"/>
+            <w:r>
+              <w:t>” .count</w:t>
+            </w:r>
+            <w:proofErr w:type="gramEnd"/>
+            <w:r>
+              <w:t>(“l”)</w:t>
             </w:r>
           </w:p>
         </w:tc>
@@ -3723,8 +4811,18 @@
             <w:tcW w:w="1838" w:type="dxa"/>
           </w:tcPr>
           <w:p>
-            <w:r>
-              <w:t>startswith()</w:t>
+            <w:proofErr w:type="spellStart"/>
+            <w:proofErr w:type="gramStart"/>
+            <w:r>
+              <w:t>startswith</w:t>
+            </w:r>
+            <w:proofErr w:type="spellEnd"/>
+            <w:r>
+              <w:t>(</w:t>
+            </w:r>
+            <w:proofErr w:type="gramEnd"/>
+            <w:r>
+              <w:t>)</w:t>
             </w:r>
           </w:p>
         </w:tc>
@@ -3744,7 +4842,20 @@
           </w:tcPr>
           <w:p>
             <w:r>
-              <w:t>“hi” .startswith(“h”)</w:t>
+              <w:t>“hi</w:t>
+            </w:r>
+            <w:proofErr w:type="gramStart"/>
+            <w:r>
+              <w:t>” .</w:t>
+            </w:r>
+            <w:proofErr w:type="spellStart"/>
+            <w:r>
+              <w:t>startswith</w:t>
+            </w:r>
+            <w:proofErr w:type="spellEnd"/>
+            <w:proofErr w:type="gramEnd"/>
+            <w:r>
+              <w:t>(“h”)</w:t>
             </w:r>
           </w:p>
         </w:tc>
@@ -3765,8 +4876,18 @@
             <w:tcW w:w="1838" w:type="dxa"/>
           </w:tcPr>
           <w:p>
-            <w:r>
-              <w:t>endswith()</w:t>
+            <w:proofErr w:type="spellStart"/>
+            <w:proofErr w:type="gramStart"/>
+            <w:r>
+              <w:t>endswith</w:t>
+            </w:r>
+            <w:proofErr w:type="spellEnd"/>
+            <w:r>
+              <w:t>(</w:t>
+            </w:r>
+            <w:proofErr w:type="gramEnd"/>
+            <w:r>
+              <w:t>)</w:t>
             </w:r>
           </w:p>
         </w:tc>
@@ -3786,7 +4907,20 @@
           </w:tcPr>
           <w:p>
             <w:r>
-              <w:t>“hi” .endswith(“I”)</w:t>
+              <w:t>“hi</w:t>
+            </w:r>
+            <w:proofErr w:type="gramStart"/>
+            <w:r>
+              <w:t>” .</w:t>
+            </w:r>
+            <w:proofErr w:type="spellStart"/>
+            <w:r>
+              <w:t>endswith</w:t>
+            </w:r>
+            <w:proofErr w:type="spellEnd"/>
+            <w:proofErr w:type="gramEnd"/>
+            <w:r>
+              <w:t>(“I”)</w:t>
             </w:r>
           </w:p>
         </w:tc>
@@ -3807,8 +4941,18 @@
             <w:tcW w:w="1838" w:type="dxa"/>
           </w:tcPr>
           <w:p>
-            <w:r>
-              <w:t>isalpha()</w:t>
+            <w:proofErr w:type="spellStart"/>
+            <w:proofErr w:type="gramStart"/>
+            <w:r>
+              <w:t>isalpha</w:t>
+            </w:r>
+            <w:proofErr w:type="spellEnd"/>
+            <w:r>
+              <w:t>(</w:t>
+            </w:r>
+            <w:proofErr w:type="gramEnd"/>
+            <w:r>
+              <w:t>)</w:t>
             </w:r>
           </w:p>
         </w:tc>
@@ -3828,7 +4972,25 @@
           </w:tcPr>
           <w:p>
             <w:r>
-              <w:t>“abc” .isalpha()</w:t>
+              <w:t>“</w:t>
+            </w:r>
+            <w:proofErr w:type="spellStart"/>
+            <w:r>
+              <w:t>abc</w:t>
+            </w:r>
+            <w:proofErr w:type="spellEnd"/>
+            <w:proofErr w:type="gramStart"/>
+            <w:r>
+              <w:t>” .</w:t>
+            </w:r>
+            <w:proofErr w:type="spellStart"/>
+            <w:r>
+              <w:t>isalpha</w:t>
+            </w:r>
+            <w:proofErr w:type="spellEnd"/>
+            <w:proofErr w:type="gramEnd"/>
+            <w:r>
+              <w:t>()</w:t>
             </w:r>
           </w:p>
         </w:tc>
@@ -3849,8 +5011,18 @@
             <w:tcW w:w="1838" w:type="dxa"/>
           </w:tcPr>
           <w:p>
-            <w:r>
-              <w:t>isdigit()</w:t>
+            <w:proofErr w:type="spellStart"/>
+            <w:proofErr w:type="gramStart"/>
+            <w:r>
+              <w:t>isdigit</w:t>
+            </w:r>
+            <w:proofErr w:type="spellEnd"/>
+            <w:r>
+              <w:t>(</w:t>
+            </w:r>
+            <w:proofErr w:type="gramEnd"/>
+            <w:r>
+              <w:t>)</w:t>
             </w:r>
           </w:p>
         </w:tc>
@@ -3870,7 +5042,20 @@
           </w:tcPr>
           <w:p>
             <w:r>
-              <w:t>“123” .isdigit()</w:t>
+              <w:t>“123</w:t>
+            </w:r>
+            <w:proofErr w:type="gramStart"/>
+            <w:r>
+              <w:t>” .</w:t>
+            </w:r>
+            <w:proofErr w:type="spellStart"/>
+            <w:r>
+              <w:t>isdigit</w:t>
+            </w:r>
+            <w:proofErr w:type="spellEnd"/>
+            <w:proofErr w:type="gramEnd"/>
+            <w:r>
+              <w:t>()</w:t>
             </w:r>
           </w:p>
         </w:tc>
@@ -3889,7 +5074,15 @@
     <w:p/>
     <w:p>
       <w:r>
-        <w:t xml:space="preserve">Here are some </w:t>
+        <w:t xml:space="preserve">Here </w:t>
+      </w:r>
+      <w:proofErr w:type="gramStart"/>
+      <w:r>
+        <w:t>are</w:t>
+      </w:r>
+      <w:proofErr w:type="gramEnd"/>
+      <w:r>
+        <w:t xml:space="preserve"> some </w:t>
       </w:r>
       <w:r>
         <w:t>list</w:t>
@@ -3979,7 +5172,23 @@
           </w:tcPr>
           <w:p>
             <w:r>
-              <w:t>[1 , 2] .append(3)</w:t>
+              <w:t>[</w:t>
+            </w:r>
+            <w:proofErr w:type="gramStart"/>
+            <w:r>
+              <w:t>1 ,</w:t>
+            </w:r>
+            <w:proofErr w:type="gramEnd"/>
+            <w:r>
+              <w:t xml:space="preserve"> 2</w:t>
+            </w:r>
+            <w:proofErr w:type="gramStart"/>
+            <w:r>
+              <w:t>] .append</w:t>
+            </w:r>
+            <w:proofErr w:type="gramEnd"/>
+            <w:r>
+              <w:t>(3)</w:t>
             </w:r>
           </w:p>
         </w:tc>
@@ -4000,8 +5209,13 @@
             <w:tcW w:w="1838" w:type="dxa"/>
           </w:tcPr>
           <w:p>
-            <w:r>
-              <w:t>extend()</w:t>
+            <w:proofErr w:type="gramStart"/>
+            <w:r>
+              <w:t>extend(</w:t>
+            </w:r>
+            <w:proofErr w:type="gramEnd"/>
+            <w:r>
+              <w:t>)</w:t>
             </w:r>
           </w:p>
         </w:tc>
@@ -4021,11 +5235,13 @@
           </w:tcPr>
           <w:p>
             <w:r>
-              <w:t>[1]</w:t>
-            </w:r>
-            <w:r>
-              <w:t xml:space="preserve"> .extend</w:t>
-            </w:r>
+              <w:t>[1</w:t>
+            </w:r>
+            <w:proofErr w:type="gramStart"/>
+            <w:r>
+              <w:t>] .extend</w:t>
+            </w:r>
+            <w:proofErr w:type="gramEnd"/>
             <w:r>
               <w:t>(</w:t>
             </w:r>
@@ -4055,7 +5271,18 @@
           </w:tcPr>
           <w:p>
             <w:r>
-              <w:t>insert(i,x)</w:t>
+              <w:lastRenderedPageBreak/>
+              <w:t>insert(</w:t>
+            </w:r>
+            <w:proofErr w:type="spellStart"/>
+            <w:proofErr w:type="gramStart"/>
+            <w:r>
+              <w:t>i,x</w:t>
+            </w:r>
+            <w:proofErr w:type="spellEnd"/>
+            <w:proofErr w:type="gramEnd"/>
+            <w:r>
+              <w:t>)</w:t>
             </w:r>
           </w:p>
         </w:tc>
@@ -4075,7 +5302,15 @@
           </w:tcPr>
           <w:p>
             <w:r>
-              <w:t>[1 ,3] .insert(</w:t>
+              <w:t>[1 ,3</w:t>
+            </w:r>
+            <w:proofErr w:type="gramStart"/>
+            <w:r>
+              <w:t>] .insert</w:t>
+            </w:r>
+            <w:proofErr w:type="gramEnd"/>
+            <w:r>
+              <w:t>(</w:t>
             </w:r>
             <w:r>
               <w:t>1, 2</w:t>
@@ -4128,11 +5363,16 @@
             <w:r>
               <w:t>, 3</w:t>
             </w:r>
+            <w:proofErr w:type="gramStart"/>
             <w:r>
               <w:t>]</w:t>
             </w:r>
             <w:r>
-              <w:t xml:space="preserve"> .remove(2)</w:t>
+              <w:t xml:space="preserve"> .remove</w:t>
+            </w:r>
+            <w:proofErr w:type="gramEnd"/>
+            <w:r>
+              <w:t>(2)</w:t>
             </w:r>
           </w:p>
         </w:tc>
@@ -4142,10 +5382,7 @@
           </w:tcPr>
           <w:p>
             <w:r>
-              <w:t xml:space="preserve">[1, </w:t>
-            </w:r>
-            <w:r>
-              <w:t>3]</w:t>
+              <w:t>[1, 3]</w:t>
             </w:r>
           </w:p>
         </w:tc>
@@ -4156,8 +5393,13 @@
             <w:tcW w:w="1838" w:type="dxa"/>
           </w:tcPr>
           <w:p>
-            <w:r>
-              <w:t>pop()</w:t>
+            <w:proofErr w:type="gramStart"/>
+            <w:r>
+              <w:t>pop(</w:t>
+            </w:r>
+            <w:proofErr w:type="gramEnd"/>
+            <w:r>
+              <w:t>)</w:t>
             </w:r>
           </w:p>
         </w:tc>
@@ -4167,13 +5409,7 @@
           </w:tcPr>
           <w:p>
             <w:r>
-              <w:t xml:space="preserve">Removes </w:t>
-            </w:r>
-            <w:r>
-              <w:t xml:space="preserve">last </w:t>
-            </w:r>
-            <w:r>
-              <w:t>element</w:t>
+              <w:t>Removes last element</w:t>
             </w:r>
           </w:p>
         </w:tc>
@@ -4183,7 +5419,15 @@
           </w:tcPr>
           <w:p>
             <w:r>
-              <w:t>[1 ,2] .pop()</w:t>
+              <w:t>[1 ,2</w:t>
+            </w:r>
+            <w:proofErr w:type="gramStart"/>
+            <w:r>
+              <w:t>] .pop</w:t>
+            </w:r>
+            <w:proofErr w:type="gramEnd"/>
+            <w:r>
+              <w:t>()</w:t>
             </w:r>
           </w:p>
         </w:tc>
@@ -4225,11 +5469,13 @@
           </w:tcPr>
           <w:p>
             <w:r>
-              <w:t>[1, 2, 3] .</w:t>
-            </w:r>
-            <w:r>
-              <w:t>index</w:t>
-            </w:r>
+              <w:t>[1, 2, 3</w:t>
+            </w:r>
+            <w:proofErr w:type="gramStart"/>
+            <w:r>
+              <w:t>] .index</w:t>
+            </w:r>
+            <w:proofErr w:type="gramEnd"/>
             <w:r>
               <w:t>(2)</w:t>
             </w:r>
@@ -4273,11 +5519,13 @@
           </w:tcPr>
           <w:p>
             <w:r>
-              <w:t>[1, 2, 3] .</w:t>
-            </w:r>
-            <w:r>
-              <w:t>count</w:t>
-            </w:r>
+              <w:t>[1, 2, 3</w:t>
+            </w:r>
+            <w:proofErr w:type="gramStart"/>
+            <w:r>
+              <w:t>] .count</w:t>
+            </w:r>
+            <w:proofErr w:type="gramEnd"/>
             <w:r>
               <w:t>(2)</w:t>
             </w:r>
@@ -4300,8 +5548,13 @@
             <w:tcW w:w="1838" w:type="dxa"/>
           </w:tcPr>
           <w:p>
-            <w:r>
-              <w:t>sort()</w:t>
+            <w:proofErr w:type="gramStart"/>
+            <w:r>
+              <w:t>sort(</w:t>
+            </w:r>
+            <w:proofErr w:type="gramEnd"/>
+            <w:r>
+              <w:t>)</w:t>
             </w:r>
           </w:p>
         </w:tc>
@@ -4321,7 +5574,15 @@
           </w:tcPr>
           <w:p>
             <w:r>
-              <w:t>[3, 2, 1] .sort()</w:t>
+              <w:t>[3, 2, 1</w:t>
+            </w:r>
+            <w:proofErr w:type="gramStart"/>
+            <w:r>
+              <w:t>] .sort</w:t>
+            </w:r>
+            <w:proofErr w:type="gramEnd"/>
+            <w:r>
+              <w:t>()</w:t>
             </w:r>
           </w:p>
         </w:tc>
@@ -4342,8 +5603,13 @@
             <w:tcW w:w="1838" w:type="dxa"/>
           </w:tcPr>
           <w:p>
-            <w:r>
-              <w:t>reverse()</w:t>
+            <w:proofErr w:type="gramStart"/>
+            <w:r>
+              <w:t>reverse(</w:t>
+            </w:r>
+            <w:proofErr w:type="gramEnd"/>
+            <w:r>
+              <w:t>)</w:t>
             </w:r>
           </w:p>
         </w:tc>
@@ -4363,11 +5629,13 @@
           </w:tcPr>
           <w:p>
             <w:r>
-              <w:t>[1, 2, 3] .</w:t>
-            </w:r>
-            <w:r>
-              <w:t>reverse</w:t>
-            </w:r>
+              <w:t>[1, 2, 3</w:t>
+            </w:r>
+            <w:proofErr w:type="gramStart"/>
+            <w:r>
+              <w:t>] .reverse</w:t>
+            </w:r>
+            <w:proofErr w:type="gramEnd"/>
             <w:r>
               <w:t>()</w:t>
             </w:r>
@@ -4379,19 +5647,7 @@
           </w:tcPr>
           <w:p>
             <w:r>
-              <w:t>[</w:t>
-            </w:r>
-            <w:r>
-              <w:t>3</w:t>
-            </w:r>
-            <w:r>
-              <w:t xml:space="preserve">, 2, </w:t>
-            </w:r>
-            <w:r>
-              <w:t>1</w:t>
-            </w:r>
-            <w:r>
-              <w:t>]</w:t>
+              <w:t>[3, 2, 1]</w:t>
             </w:r>
           </w:p>
         </w:tc>
@@ -4402,8 +5658,13 @@
             <w:tcW w:w="1838" w:type="dxa"/>
           </w:tcPr>
           <w:p>
-            <w:r>
-              <w:t>copy()</w:t>
+            <w:proofErr w:type="gramStart"/>
+            <w:r>
+              <w:t>copy(</w:t>
+            </w:r>
+            <w:proofErr w:type="gramEnd"/>
+            <w:r>
+              <w:t>)</w:t>
             </w:r>
           </w:p>
         </w:tc>
@@ -4422,8 +5683,15 @@
             <w:tcW w:w="2409" w:type="dxa"/>
           </w:tcPr>
           <w:p>
-            <w:r>
-              <w:t>a.copy()</w:t>
+            <w:proofErr w:type="spellStart"/>
+            <w:proofErr w:type="gramStart"/>
+            <w:r>
+              <w:t>a.copy</w:t>
+            </w:r>
+            <w:proofErr w:type="spellEnd"/>
+            <w:proofErr w:type="gramEnd"/>
+            <w:r>
+              <w:t>()</w:t>
             </w:r>
           </w:p>
         </w:tc>
@@ -4444,8 +5712,13 @@
             <w:tcW w:w="1838" w:type="dxa"/>
           </w:tcPr>
           <w:p>
-            <w:r>
-              <w:t>clear()</w:t>
+            <w:proofErr w:type="gramStart"/>
+            <w:r>
+              <w:t>clear(</w:t>
+            </w:r>
+            <w:proofErr w:type="gramEnd"/>
+            <w:r>
+              <w:t>)</w:t>
             </w:r>
           </w:p>
         </w:tc>
@@ -4455,16 +5728,7 @@
           </w:tcPr>
           <w:p>
             <w:r>
-              <w:t xml:space="preserve">Removes </w:t>
-            </w:r>
-            <w:r>
-              <w:t>all</w:t>
-            </w:r>
-            <w:r>
-              <w:t xml:space="preserve"> element</w:t>
-            </w:r>
-            <w:r>
-              <w:t>s</w:t>
+              <w:t>Removes all elements</w:t>
             </w:r>
           </w:p>
         </w:tc>
@@ -4474,7 +5738,15 @@
           </w:tcPr>
           <w:p>
             <w:r>
-              <w:t>[1, 2] .clear()</w:t>
+              <w:t>[1, 2</w:t>
+            </w:r>
+            <w:proofErr w:type="gramStart"/>
+            <w:r>
+              <w:t>] .clear</w:t>
+            </w:r>
+            <w:proofErr w:type="gramEnd"/>
+            <w:r>
+              <w:t>()</w:t>
             </w:r>
           </w:p>
         </w:tc>
@@ -4659,6 +5931,7 @@
         </w:numPr>
       </w:pPr>
       <w:r>
+        <w:lastRenderedPageBreak/>
         <w:t>Usage - Often used when a statement is syntactically required but no action needs to be taken, such as in empty functions, loops, or placeholders for future code.</w:t>
       </w:r>
     </w:p>
@@ -4717,11 +5990,17 @@
         </w:numPr>
       </w:pPr>
       <w:r>
-        <w:t xml:space="preserve">Strings are ordered sequences of characters that can be accessed via indexing and manipulated using various methods. Individual characters are accessed by their position, typically starting from zero, while slicing allows extracting substrings using [start:end] notation. Because strings are often immutable, </w:t>
-      </w:r>
-      <w:r>
-        <w:lastRenderedPageBreak/>
-        <w:t>manipulations like concatenation or replacement usually return a new string rather than modifying the original.</w:t>
+        <w:t>Strings are ordered sequences of characters that can be accessed via indexing and manipulated using various methods. Individual characters are accessed by their position, typically starting from zero, while slicing allows extracting substrings using [</w:t>
+      </w:r>
+      <w:proofErr w:type="spellStart"/>
+      <w:proofErr w:type="gramStart"/>
+      <w:r>
+        <w:t>start:end</w:t>
+      </w:r>
+      <w:proofErr w:type="spellEnd"/>
+      <w:proofErr w:type="gramEnd"/>
+      <w:r>
+        <w:t>] notation. Because strings are often immutable, manipulations like concatenation or replacement usually return a new string rather than modifying the original.</w:t>
       </w:r>
     </w:p>
     <w:p>
@@ -4729,11 +6008,16 @@
         <w:ind w:firstLine="720"/>
       </w:pPr>
       <w:r>
-        <w:t>Accessing String Data</w:t>
+        <w:t xml:space="preserve">Accessing String </w:t>
+      </w:r>
+      <w:proofErr w:type="gramStart"/>
+      <w:r>
+        <w:t>Data</w:t>
       </w:r>
       <w:r>
         <w:t xml:space="preserve"> :</w:t>
       </w:r>
+      <w:proofErr w:type="gramEnd"/>
     </w:p>
     <w:p>
       <w:pPr>
@@ -4786,8 +6070,13 @@
       <w:r>
         <w:tab/>
       </w:r>
-      <w:r>
-        <w:t>ast character.</w:t>
+      <w:proofErr w:type="spellStart"/>
+      <w:r>
+        <w:t>ast</w:t>
+      </w:r>
+      <w:proofErr w:type="spellEnd"/>
+      <w:r>
+        <w:t xml:space="preserve"> character.</w:t>
       </w:r>
     </w:p>
     <w:p>
@@ -4808,7 +6097,20 @@
         <w:t xml:space="preserve"> -</w:t>
       </w:r>
       <w:r>
-        <w:t> Extracts a range of characters using [start:stop:step]. The stop index is exclusive.</w:t>
+        <w:t> Extracts a range of characters using [</w:t>
+      </w:r>
+      <w:proofErr w:type="spellStart"/>
+      <w:proofErr w:type="gramStart"/>
+      <w:r>
+        <w:t>start:stop</w:t>
+      </w:r>
+      <w:proofErr w:type="gramEnd"/>
+      <w:r>
+        <w:t>:step</w:t>
+      </w:r>
+      <w:proofErr w:type="spellEnd"/>
+      <w:r>
+        <w:t>]. The stop index is exclusive.</w:t>
       </w:r>
     </w:p>
     <w:p>
@@ -4825,12 +6127,41 @@
         <w:t xml:space="preserve"> - Use</w:t>
       </w:r>
       <w:r>
-        <w:t xml:space="preserve"> functions like len() to determine the total number of characters in a string</w:t>
-      </w:r>
-    </w:p>
-    <w:p>
-      <w:r>
-        <w:t>• Basic operations: concatenation, repetition, string methods (upper(), lower(), etc.).</w:t>
+        <w:t xml:space="preserve"> functions like </w:t>
+      </w:r>
+      <w:proofErr w:type="spellStart"/>
+      <w:proofErr w:type="gramStart"/>
+      <w:r>
+        <w:t>len</w:t>
+      </w:r>
+      <w:proofErr w:type="spellEnd"/>
+      <w:r>
+        <w:t>(</w:t>
+      </w:r>
+      <w:proofErr w:type="gramEnd"/>
+      <w:r>
+        <w:t>) to determine the total number of characters in a string</w:t>
+      </w:r>
+    </w:p>
+    <w:p>
+      <w:r>
+        <w:t>• Basic operations: concatenation, repetition, string methods (</w:t>
+      </w:r>
+      <w:proofErr w:type="gramStart"/>
+      <w:r>
+        <w:t>upper(</w:t>
+      </w:r>
+      <w:proofErr w:type="gramEnd"/>
+      <w:r>
+        <w:t xml:space="preserve">), </w:t>
+      </w:r>
+      <w:proofErr w:type="gramStart"/>
+      <w:r>
+        <w:t>lower(</w:t>
+      </w:r>
+      <w:proofErr w:type="gramEnd"/>
+      <w:r>
+        <w:t>), etc.).</w:t>
       </w:r>
     </w:p>
     <w:p>
@@ -4871,8 +6202,13 @@
       <w:pPr>
         <w:ind w:firstLine="720"/>
       </w:pPr>
-      <w:r>
-        <w:t>first_name = "Ankit"</w:t>
+      <w:proofErr w:type="spellStart"/>
+      <w:r>
+        <w:t>first_name</w:t>
+      </w:r>
+      <w:proofErr w:type="spellEnd"/>
+      <w:r>
+        <w:t xml:space="preserve"> = "Ankit"</w:t>
       </w:r>
     </w:p>
     <w:p>
@@ -4887,8 +6223,21 @@
       <w:pPr>
         <w:ind w:firstLine="720"/>
       </w:pPr>
-      <w:r>
-        <w:t>full_name = first_name + surname</w:t>
+      <w:proofErr w:type="spellStart"/>
+      <w:r>
+        <w:t>full_name</w:t>
+      </w:r>
+      <w:proofErr w:type="spellEnd"/>
+      <w:r>
+        <w:t xml:space="preserve"> = </w:t>
+      </w:r>
+      <w:proofErr w:type="spellStart"/>
+      <w:r>
+        <w:t>first_name</w:t>
+      </w:r>
+      <w:proofErr w:type="spellEnd"/>
+      <w:r>
+        <w:t xml:space="preserve"> + surname</w:t>
       </w:r>
     </w:p>
     <w:p>
@@ -4896,7 +6245,15 @@
         <w:ind w:firstLine="720"/>
       </w:pPr>
       <w:r>
-        <w:t>print(full_name)</w:t>
+        <w:t>print(</w:t>
+      </w:r>
+      <w:proofErr w:type="spellStart"/>
+      <w:r>
+        <w:t>full_name</w:t>
+      </w:r>
+      <w:proofErr w:type="spellEnd"/>
+      <w:r>
+        <w:t>)</w:t>
       </w:r>
     </w:p>
     <w:p>
@@ -4904,6 +6261,7 @@
         <w:ind w:firstLine="720"/>
       </w:pPr>
       <w:r>
+        <w:lastRenderedPageBreak/>
         <w:t>2</w:t>
       </w:r>
       <w:r>
@@ -4964,7 +6322,15 @@
         <w:ind w:left="720"/>
       </w:pPr>
       <w:r>
-        <w:t>String methods are built-in functions that you can call on a string object to transform or analyze it</w:t>
+        <w:t xml:space="preserve">String methods are built-in functions that you can call on a string object to transform or </w:t>
+      </w:r>
+      <w:proofErr w:type="spellStart"/>
+      <w:r>
+        <w:t>analyze</w:t>
+      </w:r>
+      <w:proofErr w:type="spellEnd"/>
+      <w:r>
+        <w:t xml:space="preserve"> it</w:t>
       </w:r>
     </w:p>
     <w:p>
@@ -4978,9 +6344,13 @@
           <w:tab w:val="num" w:pos="720"/>
         </w:tabs>
       </w:pPr>
-      <w:r>
-        <w:lastRenderedPageBreak/>
-        <w:t>.upper()</w:t>
+      <w:proofErr w:type="gramStart"/>
+      <w:r>
+        <w:t>.upper</w:t>
+      </w:r>
+      <w:proofErr w:type="gramEnd"/>
+      <w:r>
+        <w:t>()</w:t>
       </w:r>
       <w:r>
         <w:t xml:space="preserve"> - </w:t>
@@ -5000,8 +6370,13 @@
           <w:tab w:val="num" w:pos="720"/>
         </w:tabs>
       </w:pPr>
-      <w:r>
-        <w:t>.lower()</w:t>
+      <w:proofErr w:type="gramStart"/>
+      <w:r>
+        <w:t>.lower</w:t>
+      </w:r>
+      <w:proofErr w:type="gramEnd"/>
+      <w:r>
+        <w:t>()</w:t>
       </w:r>
       <w:r>
         <w:t xml:space="preserve"> -</w:t>
@@ -5021,8 +6396,13 @@
           <w:tab w:val="num" w:pos="720"/>
         </w:tabs>
       </w:pPr>
-      <w:r>
-        <w:t>.capitalize()</w:t>
+      <w:proofErr w:type="gramStart"/>
+      <w:r>
+        <w:t>.capitalize</w:t>
+      </w:r>
+      <w:proofErr w:type="gramEnd"/>
+      <w:r>
+        <w:t>()</w:t>
       </w:r>
       <w:r>
         <w:t xml:space="preserve"> -</w:t>
@@ -5042,8 +6422,13 @@
           <w:tab w:val="num" w:pos="720"/>
         </w:tabs>
       </w:pPr>
-      <w:r>
-        <w:t>.title()</w:t>
+      <w:proofErr w:type="gramStart"/>
+      <w:r>
+        <w:t>.title</w:t>
+      </w:r>
+      <w:proofErr w:type="gramEnd"/>
+      <w:r>
+        <w:t>()</w:t>
       </w:r>
       <w:r>
         <w:t xml:space="preserve"> -</w:t>
@@ -5120,7 +6505,32 @@
           <w:rFonts w:asciiTheme="minorHAnsi" w:hAnsiTheme="minorHAnsi" w:cs="Arial"/>
           <w:color w:val="0A0A0A"/>
         </w:rPr>
-        <w:t>ython, string slicing follows the syntax: string[start:stop:step]. </w:t>
+        <w:t>ython, string slicing follows the syntax: string[</w:t>
+      </w:r>
+      <w:proofErr w:type="spellStart"/>
+      <w:proofErr w:type="gramStart"/>
+      <w:r>
+        <w:rPr>
+          <w:rFonts w:asciiTheme="minorHAnsi" w:hAnsiTheme="minorHAnsi" w:cs="Arial"/>
+          <w:color w:val="0A0A0A"/>
+        </w:rPr>
+        <w:t>start:stop</w:t>
+      </w:r>
+      <w:proofErr w:type="gramEnd"/>
+      <w:r>
+        <w:rPr>
+          <w:rFonts w:asciiTheme="minorHAnsi" w:hAnsiTheme="minorHAnsi" w:cs="Arial"/>
+          <w:color w:val="0A0A0A"/>
+        </w:rPr>
+        <w:t>:step</w:t>
+      </w:r>
+      <w:proofErr w:type="spellEnd"/>
+      <w:r>
+        <w:rPr>
+          <w:rFonts w:asciiTheme="minorHAnsi" w:hAnsiTheme="minorHAnsi" w:cs="Arial"/>
+          <w:color w:val="0A0A0A"/>
+        </w:rPr>
+        <w:t>]. </w:t>
       </w:r>
     </w:p>
     <w:p>
@@ -5261,38 +6671,476 @@
     </w:p>
     <w:p>
       <w:pPr>
-        <w:ind w:left="360"/>
         <w:rPr>
           <w:sz w:val="28"/>
           <w:szCs w:val="28"/>
         </w:rPr>
       </w:pPr>
-    </w:p>
-    <w:p>
-      <w:pPr>
-        <w:ind w:left="360"/>
+      <w:r>
         <w:rPr>
           <w:sz w:val="28"/>
           <w:szCs w:val="28"/>
         </w:rPr>
-      </w:pPr>
-    </w:p>
-    <w:p>
-      <w:pPr>
+        <w:t>10. Advanced Python (</w:t>
+      </w:r>
+      <w:proofErr w:type="gramStart"/>
+      <w:r>
         <w:rPr>
           <w:sz w:val="28"/>
           <w:szCs w:val="28"/>
         </w:rPr>
-      </w:pPr>
-    </w:p>
-    <w:p>
-      <w:pPr>
+        <w:t>map(</w:t>
+      </w:r>
+      <w:proofErr w:type="gramEnd"/>
+      <w:r>
         <w:rPr>
           <w:sz w:val="28"/>
           <w:szCs w:val="28"/>
         </w:rPr>
-      </w:pPr>
-    </w:p>
+        <w:t xml:space="preserve">), </w:t>
+      </w:r>
+      <w:proofErr w:type="gramStart"/>
+      <w:r>
+        <w:rPr>
+          <w:sz w:val="28"/>
+          <w:szCs w:val="28"/>
+        </w:rPr>
+        <w:t>reduce(</w:t>
+      </w:r>
+      <w:proofErr w:type="gramEnd"/>
+      <w:r>
+        <w:rPr>
+          <w:sz w:val="28"/>
+          <w:szCs w:val="28"/>
+        </w:rPr>
+        <w:t xml:space="preserve">), </w:t>
+      </w:r>
+      <w:proofErr w:type="gramStart"/>
+      <w:r>
+        <w:rPr>
+          <w:sz w:val="28"/>
+          <w:szCs w:val="28"/>
+        </w:rPr>
+        <w:t>filter(</w:t>
+      </w:r>
+      <w:proofErr w:type="gramEnd"/>
+      <w:r>
+        <w:rPr>
+          <w:sz w:val="28"/>
+          <w:szCs w:val="28"/>
+        </w:rPr>
+        <w:t>), Closures and Decorators)</w:t>
+      </w:r>
+    </w:p>
+    <w:p>
+      <w:r>
+        <w:t>• How functional programming works in Python.</w:t>
+      </w:r>
+    </w:p>
+    <w:p>
+      <w:pPr>
+        <w:pStyle w:val="ListParagraph"/>
+        <w:numPr>
+          <w:ilvl w:val="0"/>
+          <w:numId w:val="9"/>
+        </w:numPr>
+      </w:pPr>
+      <w:r>
+        <w:t>Functional programming in Python works by treating functions as first-class citizens, meaning they can be passed as arguments, returned from other functions, and assigned to variables just like any other piece of data. While Python is a multi-paradigm language and not "purely" functional, it provides several built-in tools and libraries to support this style of programming.</w:t>
+      </w:r>
+    </w:p>
+    <w:p>
+      <w:pPr>
+        <w:ind w:left="720"/>
+      </w:pPr>
+      <w:r>
+        <w:t xml:space="preserve">Pure </w:t>
+      </w:r>
+      <w:proofErr w:type="gramStart"/>
+      <w:r>
+        <w:t>Functions</w:t>
+      </w:r>
+      <w:r>
+        <w:t xml:space="preserve"> </w:t>
+      </w:r>
+      <w:r>
+        <w:t>:</w:t>
+      </w:r>
+      <w:proofErr w:type="gramEnd"/>
+      <w:r>
+        <w:t xml:space="preserve"> Ideally, functions should have no side effects (like modifying a global variable) and always produce the same output for the same input.</w:t>
+      </w:r>
+    </w:p>
+    <w:p>
+      <w:pPr>
+        <w:ind w:left="720"/>
+      </w:pPr>
+      <w:proofErr w:type="gramStart"/>
+      <w:r>
+        <w:lastRenderedPageBreak/>
+        <w:t>Immutability</w:t>
+      </w:r>
+      <w:r>
+        <w:t xml:space="preserve"> </w:t>
+      </w:r>
+      <w:r>
+        <w:t>:</w:t>
+      </w:r>
+      <w:proofErr w:type="gramEnd"/>
+      <w:r>
+        <w:t xml:space="preserve"> Emphasizes using data that cannot be changed after creation (e.g., tuples and strings) rather than modifying existing objects.</w:t>
+      </w:r>
+    </w:p>
+    <w:p>
+      <w:pPr>
+        <w:ind w:left="720"/>
+      </w:pPr>
+      <w:r>
+        <w:t xml:space="preserve">Higher-Order </w:t>
+      </w:r>
+      <w:proofErr w:type="gramStart"/>
+      <w:r>
+        <w:t>Functions</w:t>
+      </w:r>
+      <w:r>
+        <w:t xml:space="preserve"> </w:t>
+      </w:r>
+      <w:r>
+        <w:t>:</w:t>
+      </w:r>
+      <w:proofErr w:type="gramEnd"/>
+      <w:r>
+        <w:t xml:space="preserve"> These are functions that take other functions as input or return them as results.</w:t>
+      </w:r>
+    </w:p>
+    <w:p>
+      <w:r>
+        <w:t xml:space="preserve">• Using </w:t>
+      </w:r>
+      <w:proofErr w:type="gramStart"/>
+      <w:r>
+        <w:t>map(</w:t>
+      </w:r>
+      <w:proofErr w:type="gramEnd"/>
+      <w:r>
+        <w:t xml:space="preserve">), </w:t>
+      </w:r>
+      <w:proofErr w:type="gramStart"/>
+      <w:r>
+        <w:t>reduce(</w:t>
+      </w:r>
+      <w:proofErr w:type="gramEnd"/>
+      <w:r>
+        <w:t xml:space="preserve">), and </w:t>
+      </w:r>
+      <w:proofErr w:type="gramStart"/>
+      <w:r>
+        <w:t>filter(</w:t>
+      </w:r>
+      <w:proofErr w:type="gramEnd"/>
+      <w:r>
+        <w:t>) functions for processing data.</w:t>
+      </w:r>
+    </w:p>
+    <w:p>
+      <w:pPr>
+        <w:pStyle w:val="ListParagraph"/>
+        <w:numPr>
+          <w:ilvl w:val="0"/>
+          <w:numId w:val="9"/>
+        </w:numPr>
+      </w:pPr>
+      <w:proofErr w:type="gramStart"/>
+      <w:r>
+        <w:t>map(</w:t>
+      </w:r>
+      <w:proofErr w:type="gramEnd"/>
+      <w:r>
+        <w:t xml:space="preserve">), </w:t>
+      </w:r>
+      <w:proofErr w:type="gramStart"/>
+      <w:r>
+        <w:t>filter(</w:t>
+      </w:r>
+      <w:proofErr w:type="gramEnd"/>
+      <w:r>
+        <w:t xml:space="preserve">), and </w:t>
+      </w:r>
+      <w:proofErr w:type="gramStart"/>
+      <w:r>
+        <w:t>reduce(</w:t>
+      </w:r>
+      <w:proofErr w:type="gramEnd"/>
+      <w:r>
+        <w:t>) are the "big three" tools in functional programming used to process data sequences without complex loops. They are standard in languages like Python</w:t>
+      </w:r>
+    </w:p>
+    <w:p>
+      <w:pPr>
+        <w:ind w:firstLine="720"/>
+      </w:pPr>
+      <w:r>
+        <w:t xml:space="preserve">1 – </w:t>
+      </w:r>
+      <w:proofErr w:type="gramStart"/>
+      <w:r>
+        <w:t>map(</w:t>
+      </w:r>
+      <w:proofErr w:type="gramEnd"/>
+      <w:r>
+        <w:t>)</w:t>
+      </w:r>
+    </w:p>
+    <w:p>
+      <w:pPr>
+        <w:ind w:left="720"/>
+      </w:pPr>
+      <w:r>
+        <w:t>Use this when you need to perform the same operation on every item in a dataset, such as doubling values or extracting specific fields from objects.</w:t>
+      </w:r>
+    </w:p>
+    <w:p>
+      <w:pPr>
+        <w:ind w:firstLine="720"/>
+      </w:pPr>
+      <w:r>
+        <w:t xml:space="preserve">2 – </w:t>
+      </w:r>
+      <w:proofErr w:type="gramStart"/>
+      <w:r>
+        <w:t>filter(</w:t>
+      </w:r>
+      <w:proofErr w:type="gramEnd"/>
+      <w:r>
+        <w:t>)</w:t>
+      </w:r>
+    </w:p>
+    <w:p>
+      <w:pPr>
+        <w:ind w:left="720"/>
+      </w:pPr>
+      <w:r>
+        <w:t>Use this to remove unwanted data based on specific criteria, such as finding only "active" users or numbers greater than ten.</w:t>
+      </w:r>
+    </w:p>
+    <w:p>
+      <w:pPr>
+        <w:ind w:firstLine="720"/>
+      </w:pPr>
+      <w:r>
+        <w:t xml:space="preserve">3 – </w:t>
+      </w:r>
+      <w:proofErr w:type="gramStart"/>
+      <w:r>
+        <w:t>reduce(</w:t>
+      </w:r>
+      <w:proofErr w:type="gramEnd"/>
+      <w:r>
+        <w:t>)</w:t>
+      </w:r>
+    </w:p>
+    <w:p>
+      <w:pPr>
+        <w:ind w:left="720"/>
+      </w:pPr>
+      <w:r>
+        <w:t>Use this to "boil down" a collection into a single cumulative result, like a sum, a product, or even a single combined object.</w:t>
+      </w:r>
+    </w:p>
+    <w:p>
+      <w:r>
+        <w:t>• Introduction to closures and decorators.</w:t>
+      </w:r>
+    </w:p>
+    <w:p>
+      <w:pPr>
+        <w:pStyle w:val="ListParagraph"/>
+        <w:numPr>
+          <w:ilvl w:val="0"/>
+          <w:numId w:val="9"/>
+        </w:numPr>
+      </w:pPr>
+      <w:r>
+        <w:t xml:space="preserve">Closures and decorators are advanced Python techniques for enhancing functionality and managing state. A closure is a nested function that remembers variables from its enclosing scope even after the outer function finishes executing. A decorator uses closures to wrap another function, extending its </w:t>
+      </w:r>
+      <w:proofErr w:type="spellStart"/>
+      <w:r>
+        <w:t>behavior</w:t>
+      </w:r>
+      <w:proofErr w:type="spellEnd"/>
+      <w:r>
+        <w:t xml:space="preserve"> without modifying its source code.</w:t>
+      </w:r>
+    </w:p>
+    <w:p>
+      <w:pPr>
+        <w:ind w:firstLine="720"/>
+      </w:pPr>
+      <w:proofErr w:type="gramStart"/>
+      <w:r>
+        <w:t>Closures</w:t>
+      </w:r>
+      <w:r>
+        <w:t xml:space="preserve"> </w:t>
+      </w:r>
+      <w:r>
+        <w:t>:</w:t>
+      </w:r>
+      <w:proofErr w:type="gramEnd"/>
+    </w:p>
+    <w:p>
+      <w:pPr>
+        <w:ind w:left="720"/>
+      </w:pPr>
+      <w:r>
+        <w:t>A closure happens when an inner function accesses variables from the outer (enclosing) function, forming a "closure" that captures that data.</w:t>
+      </w:r>
+    </w:p>
+    <w:p>
+      <w:pPr>
+        <w:numPr>
+          <w:ilvl w:val="0"/>
+          <w:numId w:val="26"/>
+        </w:numPr>
+        <w:tabs>
+          <w:tab w:val="clear" w:pos="1080"/>
+          <w:tab w:val="num" w:pos="720"/>
+        </w:tabs>
+      </w:pPr>
+      <w:r>
+        <w:t xml:space="preserve">Key </w:t>
+      </w:r>
+      <w:proofErr w:type="gramStart"/>
+      <w:r>
+        <w:t>Components</w:t>
+      </w:r>
+      <w:r>
+        <w:t xml:space="preserve"> </w:t>
+      </w:r>
+      <w:r>
+        <w:t>:</w:t>
+      </w:r>
+      <w:proofErr w:type="gramEnd"/>
+      <w:r>
+        <w:t xml:space="preserve"> A nested function, access to the enclosing scope, and returning the inner function.</w:t>
+      </w:r>
+    </w:p>
+    <w:p>
+      <w:pPr>
+        <w:numPr>
+          <w:ilvl w:val="0"/>
+          <w:numId w:val="26"/>
+        </w:numPr>
+      </w:pPr>
+      <w:r>
+        <w:t xml:space="preserve">Use </w:t>
+      </w:r>
+      <w:proofErr w:type="gramStart"/>
+      <w:r>
+        <w:t>Cases</w:t>
+      </w:r>
+      <w:r>
+        <w:t xml:space="preserve"> </w:t>
+      </w:r>
+      <w:r>
+        <w:t>:</w:t>
+      </w:r>
+      <w:proofErr w:type="gramEnd"/>
+      <w:r>
+        <w:t xml:space="preserve"> Data hiding (as an alternative to classes), preventing the use of global variables, and creating function factories</w:t>
+      </w:r>
+    </w:p>
+    <w:p>
+      <w:pPr>
+        <w:ind w:firstLine="720"/>
+      </w:pPr>
+      <w:proofErr w:type="gramStart"/>
+      <w:r>
+        <w:t>Decorators</w:t>
+      </w:r>
+      <w:r>
+        <w:t xml:space="preserve"> </w:t>
+      </w:r>
+      <w:r>
+        <w:t>:</w:t>
+      </w:r>
+      <w:proofErr w:type="gramEnd"/>
+    </w:p>
+    <w:p>
+      <w:pPr>
+        <w:ind w:left="720"/>
+      </w:pPr>
+      <w:r>
+        <w:t xml:space="preserve">Decorators are a tool used to modify the </w:t>
+      </w:r>
+      <w:proofErr w:type="spellStart"/>
+      <w:r>
+        <w:t>behavior</w:t>
+      </w:r>
+      <w:proofErr w:type="spellEnd"/>
+      <w:r>
+        <w:t xml:space="preserve"> of functions or methods. They take a function as input, add functionality, and return a new function.</w:t>
+      </w:r>
+    </w:p>
+    <w:p>
+      <w:pPr>
+        <w:numPr>
+          <w:ilvl w:val="0"/>
+          <w:numId w:val="27"/>
+        </w:numPr>
+        <w:tabs>
+          <w:tab w:val="clear" w:pos="1080"/>
+          <w:tab w:val="num" w:pos="720"/>
+        </w:tabs>
+      </w:pPr>
+      <w:proofErr w:type="gramStart"/>
+      <w:r>
+        <w:lastRenderedPageBreak/>
+        <w:t>Syntax</w:t>
+      </w:r>
+      <w:r>
+        <w:t xml:space="preserve"> </w:t>
+      </w:r>
+      <w:r>
+        <w:rPr>
+          <w:b/>
+          <w:bCs/>
+        </w:rPr>
+        <w:t>:</w:t>
+      </w:r>
+      <w:proofErr w:type="gramEnd"/>
+      <w:r>
+        <w:t xml:space="preserve"> Use the @ symbol before the function definition.</w:t>
+      </w:r>
+    </w:p>
+    <w:p>
+      <w:pPr>
+        <w:numPr>
+          <w:ilvl w:val="0"/>
+          <w:numId w:val="27"/>
+        </w:numPr>
+        <w:tabs>
+          <w:tab w:val="clear" w:pos="1080"/>
+          <w:tab w:val="num" w:pos="720"/>
+        </w:tabs>
+      </w:pPr>
+      <w:proofErr w:type="gramStart"/>
+      <w:r>
+        <w:t>Applications</w:t>
+      </w:r>
+      <w:r>
+        <w:t xml:space="preserve"> </w:t>
+      </w:r>
+      <w:r>
+        <w:t>:</w:t>
+      </w:r>
+      <w:proofErr w:type="gramEnd"/>
+      <w:r>
+        <w:t xml:space="preserve"> Logging, authentication, timing functions, and caching</w:t>
+      </w:r>
+    </w:p>
+    <w:p/>
+    <w:p/>
     <w:p>
       <w:pPr>
         <w:rPr>
@@ -5817,6 +7665,122 @@
     </w:lvl>
   </w:abstractNum>
   <w:abstractNum w:abstractNumId="3" w15:restartNumberingAfterBreak="0">
+    <w:nsid w:val="144D721C"/>
+    <w:multiLevelType w:val="multilevel"/>
+    <w:tmpl w:val="259E7EFA"/>
+    <w:lvl w:ilvl="0">
+      <w:start w:val="1"/>
+      <w:numFmt w:val="decimal"/>
+      <w:lvlText w:val="%1"/>
+      <w:lvlJc w:val="left"/>
+      <w:pPr>
+        <w:tabs>
+          <w:tab w:val="num" w:pos="1080"/>
+        </w:tabs>
+        <w:ind w:left="1080" w:hanging="360"/>
+      </w:pPr>
+      <w:rPr>
+        <w:rFonts w:asciiTheme="minorHAnsi" w:eastAsiaTheme="minorHAnsi" w:hAnsiTheme="minorHAnsi" w:cstheme="minorBidi"/>
+      </w:rPr>
+    </w:lvl>
+    <w:lvl w:ilvl="1" w:tentative="1">
+      <w:start w:val="1"/>
+      <w:numFmt w:val="decimal"/>
+      <w:lvlText w:val="%2."/>
+      <w:lvlJc w:val="left"/>
+      <w:pPr>
+        <w:tabs>
+          <w:tab w:val="num" w:pos="1800"/>
+        </w:tabs>
+        <w:ind w:left="1800" w:hanging="360"/>
+      </w:pPr>
+    </w:lvl>
+    <w:lvl w:ilvl="2" w:tentative="1">
+      <w:start w:val="1"/>
+      <w:numFmt w:val="decimal"/>
+      <w:lvlText w:val="%3."/>
+      <w:lvlJc w:val="left"/>
+      <w:pPr>
+        <w:tabs>
+          <w:tab w:val="num" w:pos="2520"/>
+        </w:tabs>
+        <w:ind w:left="2520" w:hanging="360"/>
+      </w:pPr>
+    </w:lvl>
+    <w:lvl w:ilvl="3" w:tentative="1">
+      <w:start w:val="1"/>
+      <w:numFmt w:val="decimal"/>
+      <w:lvlText w:val="%4."/>
+      <w:lvlJc w:val="left"/>
+      <w:pPr>
+        <w:tabs>
+          <w:tab w:val="num" w:pos="3240"/>
+        </w:tabs>
+        <w:ind w:left="3240" w:hanging="360"/>
+      </w:pPr>
+    </w:lvl>
+    <w:lvl w:ilvl="4" w:tentative="1">
+      <w:start w:val="1"/>
+      <w:numFmt w:val="decimal"/>
+      <w:lvlText w:val="%5."/>
+      <w:lvlJc w:val="left"/>
+      <w:pPr>
+        <w:tabs>
+          <w:tab w:val="num" w:pos="3960"/>
+        </w:tabs>
+        <w:ind w:left="3960" w:hanging="360"/>
+      </w:pPr>
+    </w:lvl>
+    <w:lvl w:ilvl="5" w:tentative="1">
+      <w:start w:val="1"/>
+      <w:numFmt w:val="decimal"/>
+      <w:lvlText w:val="%6."/>
+      <w:lvlJc w:val="left"/>
+      <w:pPr>
+        <w:tabs>
+          <w:tab w:val="num" w:pos="4680"/>
+        </w:tabs>
+        <w:ind w:left="4680" w:hanging="360"/>
+      </w:pPr>
+    </w:lvl>
+    <w:lvl w:ilvl="6" w:tentative="1">
+      <w:start w:val="1"/>
+      <w:numFmt w:val="decimal"/>
+      <w:lvlText w:val="%7."/>
+      <w:lvlJc w:val="left"/>
+      <w:pPr>
+        <w:tabs>
+          <w:tab w:val="num" w:pos="5400"/>
+        </w:tabs>
+        <w:ind w:left="5400" w:hanging="360"/>
+      </w:pPr>
+    </w:lvl>
+    <w:lvl w:ilvl="7" w:tentative="1">
+      <w:start w:val="1"/>
+      <w:numFmt w:val="decimal"/>
+      <w:lvlText w:val="%8."/>
+      <w:lvlJc w:val="left"/>
+      <w:pPr>
+        <w:tabs>
+          <w:tab w:val="num" w:pos="6120"/>
+        </w:tabs>
+        <w:ind w:left="6120" w:hanging="360"/>
+      </w:pPr>
+    </w:lvl>
+    <w:lvl w:ilvl="8" w:tentative="1">
+      <w:start w:val="1"/>
+      <w:numFmt w:val="decimal"/>
+      <w:lvlText w:val="%9."/>
+      <w:lvlJc w:val="left"/>
+      <w:pPr>
+        <w:tabs>
+          <w:tab w:val="num" w:pos="6840"/>
+        </w:tabs>
+        <w:ind w:left="6840" w:hanging="360"/>
+      </w:pPr>
+    </w:lvl>
+  </w:abstractNum>
+  <w:abstractNum w:abstractNumId="4" w15:restartNumberingAfterBreak="0">
     <w:nsid w:val="15297B38"/>
     <w:multiLevelType w:val="hybridMultilevel"/>
     <w:tmpl w:val="D780E3EE"/>
@@ -5929,7 +7893,120 @@
       </w:rPr>
     </w:lvl>
   </w:abstractNum>
-  <w:abstractNum w:abstractNumId="4" w15:restartNumberingAfterBreak="0">
+  <w:abstractNum w:abstractNumId="5" w15:restartNumberingAfterBreak="0">
+    <w:nsid w:val="1CA22124"/>
+    <w:multiLevelType w:val="hybridMultilevel"/>
+    <w:tmpl w:val="14184FBC"/>
+    <w:lvl w:ilvl="0" w:tplc="4009000B">
+      <w:start w:val="1"/>
+      <w:numFmt w:val="bullet"/>
+      <w:lvlText w:val=""/>
+      <w:lvlJc w:val="left"/>
+      <w:pPr>
+        <w:ind w:left="720" w:hanging="360"/>
+      </w:pPr>
+      <w:rPr>
+        <w:rFonts w:ascii="Wingdings" w:hAnsi="Wingdings" w:hint="default"/>
+      </w:rPr>
+    </w:lvl>
+    <w:lvl w:ilvl="1" w:tplc="40090003" w:tentative="1">
+      <w:start w:val="1"/>
+      <w:numFmt w:val="bullet"/>
+      <w:lvlText w:val="o"/>
+      <w:lvlJc w:val="left"/>
+      <w:pPr>
+        <w:ind w:left="1440" w:hanging="360"/>
+      </w:pPr>
+      <w:rPr>
+        <w:rFonts w:ascii="Courier New" w:hAnsi="Courier New" w:cs="Courier New" w:hint="default"/>
+      </w:rPr>
+    </w:lvl>
+    <w:lvl w:ilvl="2" w:tplc="40090005" w:tentative="1">
+      <w:start w:val="1"/>
+      <w:numFmt w:val="bullet"/>
+      <w:lvlText w:val=""/>
+      <w:lvlJc w:val="left"/>
+      <w:pPr>
+        <w:ind w:left="2160" w:hanging="360"/>
+      </w:pPr>
+      <w:rPr>
+        <w:rFonts w:ascii="Wingdings" w:hAnsi="Wingdings" w:hint="default"/>
+      </w:rPr>
+    </w:lvl>
+    <w:lvl w:ilvl="3" w:tplc="40090001" w:tentative="1">
+      <w:start w:val="1"/>
+      <w:numFmt w:val="bullet"/>
+      <w:lvlText w:val=""/>
+      <w:lvlJc w:val="left"/>
+      <w:pPr>
+        <w:ind w:left="2880" w:hanging="360"/>
+      </w:pPr>
+      <w:rPr>
+        <w:rFonts w:ascii="Symbol" w:hAnsi="Symbol" w:hint="default"/>
+      </w:rPr>
+    </w:lvl>
+    <w:lvl w:ilvl="4" w:tplc="40090003" w:tentative="1">
+      <w:start w:val="1"/>
+      <w:numFmt w:val="bullet"/>
+      <w:lvlText w:val="o"/>
+      <w:lvlJc w:val="left"/>
+      <w:pPr>
+        <w:ind w:left="3600" w:hanging="360"/>
+      </w:pPr>
+      <w:rPr>
+        <w:rFonts w:ascii="Courier New" w:hAnsi="Courier New" w:cs="Courier New" w:hint="default"/>
+      </w:rPr>
+    </w:lvl>
+    <w:lvl w:ilvl="5" w:tplc="40090005" w:tentative="1">
+      <w:start w:val="1"/>
+      <w:numFmt w:val="bullet"/>
+      <w:lvlText w:val=""/>
+      <w:lvlJc w:val="left"/>
+      <w:pPr>
+        <w:ind w:left="4320" w:hanging="360"/>
+      </w:pPr>
+      <w:rPr>
+        <w:rFonts w:ascii="Wingdings" w:hAnsi="Wingdings" w:hint="default"/>
+      </w:rPr>
+    </w:lvl>
+    <w:lvl w:ilvl="6" w:tplc="40090001" w:tentative="1">
+      <w:start w:val="1"/>
+      <w:numFmt w:val="bullet"/>
+      <w:lvlText w:val=""/>
+      <w:lvlJc w:val="left"/>
+      <w:pPr>
+        <w:ind w:left="5040" w:hanging="360"/>
+      </w:pPr>
+      <w:rPr>
+        <w:rFonts w:ascii="Symbol" w:hAnsi="Symbol" w:hint="default"/>
+      </w:rPr>
+    </w:lvl>
+    <w:lvl w:ilvl="7" w:tplc="40090003" w:tentative="1">
+      <w:start w:val="1"/>
+      <w:numFmt w:val="bullet"/>
+      <w:lvlText w:val="o"/>
+      <w:lvlJc w:val="left"/>
+      <w:pPr>
+        <w:ind w:left="5760" w:hanging="360"/>
+      </w:pPr>
+      <w:rPr>
+        <w:rFonts w:ascii="Courier New" w:hAnsi="Courier New" w:cs="Courier New" w:hint="default"/>
+      </w:rPr>
+    </w:lvl>
+    <w:lvl w:ilvl="8" w:tplc="40090005" w:tentative="1">
+      <w:start w:val="1"/>
+      <w:numFmt w:val="bullet"/>
+      <w:lvlText w:val=""/>
+      <w:lvlJc w:val="left"/>
+      <w:pPr>
+        <w:ind w:left="6480" w:hanging="360"/>
+      </w:pPr>
+      <w:rPr>
+        <w:rFonts w:ascii="Wingdings" w:hAnsi="Wingdings" w:hint="default"/>
+      </w:rPr>
+    </w:lvl>
+  </w:abstractNum>
+  <w:abstractNum w:abstractNumId="6" w15:restartNumberingAfterBreak="0">
     <w:nsid w:val="214506E7"/>
     <w:multiLevelType w:val="multilevel"/>
     <w:tmpl w:val="18408D74"/>
@@ -6078,7 +8155,305 @@
       </w:rPr>
     </w:lvl>
   </w:abstractNum>
-  <w:abstractNum w:abstractNumId="5" w15:restartNumberingAfterBreak="0">
+  <w:abstractNum w:abstractNumId="7" w15:restartNumberingAfterBreak="0">
+    <w:nsid w:val="2F354E8B"/>
+    <w:multiLevelType w:val="multilevel"/>
+    <w:tmpl w:val="C7825F7A"/>
+    <w:lvl w:ilvl="0">
+      <w:start w:val="1"/>
+      <w:numFmt w:val="bullet"/>
+      <w:lvlText w:val=""/>
+      <w:lvlJc w:val="left"/>
+      <w:pPr>
+        <w:tabs>
+          <w:tab w:val="num" w:pos="1080"/>
+        </w:tabs>
+        <w:ind w:left="1080" w:hanging="360"/>
+      </w:pPr>
+      <w:rPr>
+        <w:rFonts w:ascii="Symbol" w:hAnsi="Symbol" w:hint="default"/>
+        <w:sz w:val="20"/>
+      </w:rPr>
+    </w:lvl>
+    <w:lvl w:ilvl="1" w:tentative="1">
+      <w:start w:val="1"/>
+      <w:numFmt w:val="bullet"/>
+      <w:lvlText w:val="o"/>
+      <w:lvlJc w:val="left"/>
+      <w:pPr>
+        <w:tabs>
+          <w:tab w:val="num" w:pos="1800"/>
+        </w:tabs>
+        <w:ind w:left="1800" w:hanging="360"/>
+      </w:pPr>
+      <w:rPr>
+        <w:rFonts w:ascii="Courier New" w:hAnsi="Courier New" w:hint="default"/>
+        <w:sz w:val="20"/>
+      </w:rPr>
+    </w:lvl>
+    <w:lvl w:ilvl="2" w:tentative="1">
+      <w:start w:val="1"/>
+      <w:numFmt w:val="bullet"/>
+      <w:lvlText w:val=""/>
+      <w:lvlJc w:val="left"/>
+      <w:pPr>
+        <w:tabs>
+          <w:tab w:val="num" w:pos="2520"/>
+        </w:tabs>
+        <w:ind w:left="2520" w:hanging="360"/>
+      </w:pPr>
+      <w:rPr>
+        <w:rFonts w:ascii="Wingdings" w:hAnsi="Wingdings" w:hint="default"/>
+        <w:sz w:val="20"/>
+      </w:rPr>
+    </w:lvl>
+    <w:lvl w:ilvl="3" w:tentative="1">
+      <w:start w:val="1"/>
+      <w:numFmt w:val="bullet"/>
+      <w:lvlText w:val=""/>
+      <w:lvlJc w:val="left"/>
+      <w:pPr>
+        <w:tabs>
+          <w:tab w:val="num" w:pos="3240"/>
+        </w:tabs>
+        <w:ind w:left="3240" w:hanging="360"/>
+      </w:pPr>
+      <w:rPr>
+        <w:rFonts w:ascii="Wingdings" w:hAnsi="Wingdings" w:hint="default"/>
+        <w:sz w:val="20"/>
+      </w:rPr>
+    </w:lvl>
+    <w:lvl w:ilvl="4" w:tentative="1">
+      <w:start w:val="1"/>
+      <w:numFmt w:val="bullet"/>
+      <w:lvlText w:val=""/>
+      <w:lvlJc w:val="left"/>
+      <w:pPr>
+        <w:tabs>
+          <w:tab w:val="num" w:pos="3960"/>
+        </w:tabs>
+        <w:ind w:left="3960" w:hanging="360"/>
+      </w:pPr>
+      <w:rPr>
+        <w:rFonts w:ascii="Wingdings" w:hAnsi="Wingdings" w:hint="default"/>
+        <w:sz w:val="20"/>
+      </w:rPr>
+    </w:lvl>
+    <w:lvl w:ilvl="5" w:tentative="1">
+      <w:start w:val="1"/>
+      <w:numFmt w:val="bullet"/>
+      <w:lvlText w:val=""/>
+      <w:lvlJc w:val="left"/>
+      <w:pPr>
+        <w:tabs>
+          <w:tab w:val="num" w:pos="4680"/>
+        </w:tabs>
+        <w:ind w:left="4680" w:hanging="360"/>
+      </w:pPr>
+      <w:rPr>
+        <w:rFonts w:ascii="Wingdings" w:hAnsi="Wingdings" w:hint="default"/>
+        <w:sz w:val="20"/>
+      </w:rPr>
+    </w:lvl>
+    <w:lvl w:ilvl="6" w:tentative="1">
+      <w:start w:val="1"/>
+      <w:numFmt w:val="bullet"/>
+      <w:lvlText w:val=""/>
+      <w:lvlJc w:val="left"/>
+      <w:pPr>
+        <w:tabs>
+          <w:tab w:val="num" w:pos="5400"/>
+        </w:tabs>
+        <w:ind w:left="5400" w:hanging="360"/>
+      </w:pPr>
+      <w:rPr>
+        <w:rFonts w:ascii="Wingdings" w:hAnsi="Wingdings" w:hint="default"/>
+        <w:sz w:val="20"/>
+      </w:rPr>
+    </w:lvl>
+    <w:lvl w:ilvl="7" w:tentative="1">
+      <w:start w:val="1"/>
+      <w:numFmt w:val="bullet"/>
+      <w:lvlText w:val=""/>
+      <w:lvlJc w:val="left"/>
+      <w:pPr>
+        <w:tabs>
+          <w:tab w:val="num" w:pos="6120"/>
+        </w:tabs>
+        <w:ind w:left="6120" w:hanging="360"/>
+      </w:pPr>
+      <w:rPr>
+        <w:rFonts w:ascii="Wingdings" w:hAnsi="Wingdings" w:hint="default"/>
+        <w:sz w:val="20"/>
+      </w:rPr>
+    </w:lvl>
+    <w:lvl w:ilvl="8" w:tentative="1">
+      <w:start w:val="1"/>
+      <w:numFmt w:val="bullet"/>
+      <w:lvlText w:val=""/>
+      <w:lvlJc w:val="left"/>
+      <w:pPr>
+        <w:tabs>
+          <w:tab w:val="num" w:pos="6840"/>
+        </w:tabs>
+        <w:ind w:left="6840" w:hanging="360"/>
+      </w:pPr>
+      <w:rPr>
+        <w:rFonts w:ascii="Wingdings" w:hAnsi="Wingdings" w:hint="default"/>
+        <w:sz w:val="20"/>
+      </w:rPr>
+    </w:lvl>
+  </w:abstractNum>
+  <w:abstractNum w:abstractNumId="8" w15:restartNumberingAfterBreak="0">
+    <w:nsid w:val="32517D89"/>
+    <w:multiLevelType w:val="multilevel"/>
+    <w:tmpl w:val="6EEE0AFE"/>
+    <w:lvl w:ilvl="0">
+      <w:start w:val="1"/>
+      <w:numFmt w:val="bullet"/>
+      <w:lvlText w:val=""/>
+      <w:lvlJc w:val="left"/>
+      <w:pPr>
+        <w:tabs>
+          <w:tab w:val="num" w:pos="1080"/>
+        </w:tabs>
+        <w:ind w:left="1080" w:hanging="360"/>
+      </w:pPr>
+      <w:rPr>
+        <w:rFonts w:ascii="Symbol" w:hAnsi="Symbol" w:hint="default"/>
+        <w:sz w:val="20"/>
+      </w:rPr>
+    </w:lvl>
+    <w:lvl w:ilvl="1" w:tentative="1">
+      <w:start w:val="1"/>
+      <w:numFmt w:val="bullet"/>
+      <w:lvlText w:val="o"/>
+      <w:lvlJc w:val="left"/>
+      <w:pPr>
+        <w:tabs>
+          <w:tab w:val="num" w:pos="1800"/>
+        </w:tabs>
+        <w:ind w:left="1800" w:hanging="360"/>
+      </w:pPr>
+      <w:rPr>
+        <w:rFonts w:ascii="Courier New" w:hAnsi="Courier New" w:hint="default"/>
+        <w:sz w:val="20"/>
+      </w:rPr>
+    </w:lvl>
+    <w:lvl w:ilvl="2" w:tentative="1">
+      <w:start w:val="1"/>
+      <w:numFmt w:val="bullet"/>
+      <w:lvlText w:val=""/>
+      <w:lvlJc w:val="left"/>
+      <w:pPr>
+        <w:tabs>
+          <w:tab w:val="num" w:pos="2520"/>
+        </w:tabs>
+        <w:ind w:left="2520" w:hanging="360"/>
+      </w:pPr>
+      <w:rPr>
+        <w:rFonts w:ascii="Wingdings" w:hAnsi="Wingdings" w:hint="default"/>
+        <w:sz w:val="20"/>
+      </w:rPr>
+    </w:lvl>
+    <w:lvl w:ilvl="3" w:tentative="1">
+      <w:start w:val="1"/>
+      <w:numFmt w:val="bullet"/>
+      <w:lvlText w:val=""/>
+      <w:lvlJc w:val="left"/>
+      <w:pPr>
+        <w:tabs>
+          <w:tab w:val="num" w:pos="3240"/>
+        </w:tabs>
+        <w:ind w:left="3240" w:hanging="360"/>
+      </w:pPr>
+      <w:rPr>
+        <w:rFonts w:ascii="Wingdings" w:hAnsi="Wingdings" w:hint="default"/>
+        <w:sz w:val="20"/>
+      </w:rPr>
+    </w:lvl>
+    <w:lvl w:ilvl="4" w:tentative="1">
+      <w:start w:val="1"/>
+      <w:numFmt w:val="bullet"/>
+      <w:lvlText w:val=""/>
+      <w:lvlJc w:val="left"/>
+      <w:pPr>
+        <w:tabs>
+          <w:tab w:val="num" w:pos="3960"/>
+        </w:tabs>
+        <w:ind w:left="3960" w:hanging="360"/>
+      </w:pPr>
+      <w:rPr>
+        <w:rFonts w:ascii="Wingdings" w:hAnsi="Wingdings" w:hint="default"/>
+        <w:sz w:val="20"/>
+      </w:rPr>
+    </w:lvl>
+    <w:lvl w:ilvl="5" w:tentative="1">
+      <w:start w:val="1"/>
+      <w:numFmt w:val="bullet"/>
+      <w:lvlText w:val=""/>
+      <w:lvlJc w:val="left"/>
+      <w:pPr>
+        <w:tabs>
+          <w:tab w:val="num" w:pos="4680"/>
+        </w:tabs>
+        <w:ind w:left="4680" w:hanging="360"/>
+      </w:pPr>
+      <w:rPr>
+        <w:rFonts w:ascii="Wingdings" w:hAnsi="Wingdings" w:hint="default"/>
+        <w:sz w:val="20"/>
+      </w:rPr>
+    </w:lvl>
+    <w:lvl w:ilvl="6" w:tentative="1">
+      <w:start w:val="1"/>
+      <w:numFmt w:val="bullet"/>
+      <w:lvlText w:val=""/>
+      <w:lvlJc w:val="left"/>
+      <w:pPr>
+        <w:tabs>
+          <w:tab w:val="num" w:pos="5400"/>
+        </w:tabs>
+        <w:ind w:left="5400" w:hanging="360"/>
+      </w:pPr>
+      <w:rPr>
+        <w:rFonts w:ascii="Wingdings" w:hAnsi="Wingdings" w:hint="default"/>
+        <w:sz w:val="20"/>
+      </w:rPr>
+    </w:lvl>
+    <w:lvl w:ilvl="7" w:tentative="1">
+      <w:start w:val="1"/>
+      <w:numFmt w:val="bullet"/>
+      <w:lvlText w:val=""/>
+      <w:lvlJc w:val="left"/>
+      <w:pPr>
+        <w:tabs>
+          <w:tab w:val="num" w:pos="6120"/>
+        </w:tabs>
+        <w:ind w:left="6120" w:hanging="360"/>
+      </w:pPr>
+      <w:rPr>
+        <w:rFonts w:ascii="Wingdings" w:hAnsi="Wingdings" w:hint="default"/>
+        <w:sz w:val="20"/>
+      </w:rPr>
+    </w:lvl>
+    <w:lvl w:ilvl="8" w:tentative="1">
+      <w:start w:val="1"/>
+      <w:numFmt w:val="bullet"/>
+      <w:lvlText w:val=""/>
+      <w:lvlJc w:val="left"/>
+      <w:pPr>
+        <w:tabs>
+          <w:tab w:val="num" w:pos="6840"/>
+        </w:tabs>
+        <w:ind w:left="6840" w:hanging="360"/>
+      </w:pPr>
+      <w:rPr>
+        <w:rFonts w:ascii="Wingdings" w:hAnsi="Wingdings" w:hint="default"/>
+        <w:sz w:val="20"/>
+      </w:rPr>
+    </w:lvl>
+  </w:abstractNum>
+  <w:abstractNum w:abstractNumId="9" w15:restartNumberingAfterBreak="0">
     <w:nsid w:val="344A2CDA"/>
     <w:multiLevelType w:val="multilevel"/>
     <w:tmpl w:val="B3706BCC"/>
@@ -6227,7 +8602,305 @@
       </w:rPr>
     </w:lvl>
   </w:abstractNum>
-  <w:abstractNum w:abstractNumId="6" w15:restartNumberingAfterBreak="0">
+  <w:abstractNum w:abstractNumId="10" w15:restartNumberingAfterBreak="0">
+    <w:nsid w:val="37737887"/>
+    <w:multiLevelType w:val="multilevel"/>
+    <w:tmpl w:val="57B895AE"/>
+    <w:lvl w:ilvl="0">
+      <w:start w:val="1"/>
+      <w:numFmt w:val="bullet"/>
+      <w:lvlText w:val=""/>
+      <w:lvlJc w:val="left"/>
+      <w:pPr>
+        <w:tabs>
+          <w:tab w:val="num" w:pos="1080"/>
+        </w:tabs>
+        <w:ind w:left="1080" w:hanging="360"/>
+      </w:pPr>
+      <w:rPr>
+        <w:rFonts w:ascii="Symbol" w:hAnsi="Symbol" w:hint="default"/>
+        <w:sz w:val="20"/>
+      </w:rPr>
+    </w:lvl>
+    <w:lvl w:ilvl="1" w:tentative="1">
+      <w:start w:val="1"/>
+      <w:numFmt w:val="bullet"/>
+      <w:lvlText w:val="o"/>
+      <w:lvlJc w:val="left"/>
+      <w:pPr>
+        <w:tabs>
+          <w:tab w:val="num" w:pos="1800"/>
+        </w:tabs>
+        <w:ind w:left="1800" w:hanging="360"/>
+      </w:pPr>
+      <w:rPr>
+        <w:rFonts w:ascii="Courier New" w:hAnsi="Courier New" w:hint="default"/>
+        <w:sz w:val="20"/>
+      </w:rPr>
+    </w:lvl>
+    <w:lvl w:ilvl="2" w:tentative="1">
+      <w:start w:val="1"/>
+      <w:numFmt w:val="bullet"/>
+      <w:lvlText w:val=""/>
+      <w:lvlJc w:val="left"/>
+      <w:pPr>
+        <w:tabs>
+          <w:tab w:val="num" w:pos="2520"/>
+        </w:tabs>
+        <w:ind w:left="2520" w:hanging="360"/>
+      </w:pPr>
+      <w:rPr>
+        <w:rFonts w:ascii="Wingdings" w:hAnsi="Wingdings" w:hint="default"/>
+        <w:sz w:val="20"/>
+      </w:rPr>
+    </w:lvl>
+    <w:lvl w:ilvl="3" w:tentative="1">
+      <w:start w:val="1"/>
+      <w:numFmt w:val="bullet"/>
+      <w:lvlText w:val=""/>
+      <w:lvlJc w:val="left"/>
+      <w:pPr>
+        <w:tabs>
+          <w:tab w:val="num" w:pos="3240"/>
+        </w:tabs>
+        <w:ind w:left="3240" w:hanging="360"/>
+      </w:pPr>
+      <w:rPr>
+        <w:rFonts w:ascii="Wingdings" w:hAnsi="Wingdings" w:hint="default"/>
+        <w:sz w:val="20"/>
+      </w:rPr>
+    </w:lvl>
+    <w:lvl w:ilvl="4" w:tentative="1">
+      <w:start w:val="1"/>
+      <w:numFmt w:val="bullet"/>
+      <w:lvlText w:val=""/>
+      <w:lvlJc w:val="left"/>
+      <w:pPr>
+        <w:tabs>
+          <w:tab w:val="num" w:pos="3960"/>
+        </w:tabs>
+        <w:ind w:left="3960" w:hanging="360"/>
+      </w:pPr>
+      <w:rPr>
+        <w:rFonts w:ascii="Wingdings" w:hAnsi="Wingdings" w:hint="default"/>
+        <w:sz w:val="20"/>
+      </w:rPr>
+    </w:lvl>
+    <w:lvl w:ilvl="5" w:tentative="1">
+      <w:start w:val="1"/>
+      <w:numFmt w:val="bullet"/>
+      <w:lvlText w:val=""/>
+      <w:lvlJc w:val="left"/>
+      <w:pPr>
+        <w:tabs>
+          <w:tab w:val="num" w:pos="4680"/>
+        </w:tabs>
+        <w:ind w:left="4680" w:hanging="360"/>
+      </w:pPr>
+      <w:rPr>
+        <w:rFonts w:ascii="Wingdings" w:hAnsi="Wingdings" w:hint="default"/>
+        <w:sz w:val="20"/>
+      </w:rPr>
+    </w:lvl>
+    <w:lvl w:ilvl="6" w:tentative="1">
+      <w:start w:val="1"/>
+      <w:numFmt w:val="bullet"/>
+      <w:lvlText w:val=""/>
+      <w:lvlJc w:val="left"/>
+      <w:pPr>
+        <w:tabs>
+          <w:tab w:val="num" w:pos="5400"/>
+        </w:tabs>
+        <w:ind w:left="5400" w:hanging="360"/>
+      </w:pPr>
+      <w:rPr>
+        <w:rFonts w:ascii="Wingdings" w:hAnsi="Wingdings" w:hint="default"/>
+        <w:sz w:val="20"/>
+      </w:rPr>
+    </w:lvl>
+    <w:lvl w:ilvl="7" w:tentative="1">
+      <w:start w:val="1"/>
+      <w:numFmt w:val="bullet"/>
+      <w:lvlText w:val=""/>
+      <w:lvlJc w:val="left"/>
+      <w:pPr>
+        <w:tabs>
+          <w:tab w:val="num" w:pos="6120"/>
+        </w:tabs>
+        <w:ind w:left="6120" w:hanging="360"/>
+      </w:pPr>
+      <w:rPr>
+        <w:rFonts w:ascii="Wingdings" w:hAnsi="Wingdings" w:hint="default"/>
+        <w:sz w:val="20"/>
+      </w:rPr>
+    </w:lvl>
+    <w:lvl w:ilvl="8" w:tentative="1">
+      <w:start w:val="1"/>
+      <w:numFmt w:val="bullet"/>
+      <w:lvlText w:val=""/>
+      <w:lvlJc w:val="left"/>
+      <w:pPr>
+        <w:tabs>
+          <w:tab w:val="num" w:pos="6840"/>
+        </w:tabs>
+        <w:ind w:left="6840" w:hanging="360"/>
+      </w:pPr>
+      <w:rPr>
+        <w:rFonts w:ascii="Wingdings" w:hAnsi="Wingdings" w:hint="default"/>
+        <w:sz w:val="20"/>
+      </w:rPr>
+    </w:lvl>
+  </w:abstractNum>
+  <w:abstractNum w:abstractNumId="11" w15:restartNumberingAfterBreak="0">
+    <w:nsid w:val="38723B4E"/>
+    <w:multiLevelType w:val="multilevel"/>
+    <w:tmpl w:val="BE16057E"/>
+    <w:lvl w:ilvl="0">
+      <w:start w:val="1"/>
+      <w:numFmt w:val="bullet"/>
+      <w:lvlText w:val=""/>
+      <w:lvlJc w:val="left"/>
+      <w:pPr>
+        <w:tabs>
+          <w:tab w:val="num" w:pos="1080"/>
+        </w:tabs>
+        <w:ind w:left="1080" w:hanging="360"/>
+      </w:pPr>
+      <w:rPr>
+        <w:rFonts w:ascii="Symbol" w:hAnsi="Symbol" w:hint="default"/>
+        <w:sz w:val="20"/>
+      </w:rPr>
+    </w:lvl>
+    <w:lvl w:ilvl="1" w:tentative="1">
+      <w:start w:val="1"/>
+      <w:numFmt w:val="bullet"/>
+      <w:lvlText w:val="o"/>
+      <w:lvlJc w:val="left"/>
+      <w:pPr>
+        <w:tabs>
+          <w:tab w:val="num" w:pos="1800"/>
+        </w:tabs>
+        <w:ind w:left="1800" w:hanging="360"/>
+      </w:pPr>
+      <w:rPr>
+        <w:rFonts w:ascii="Courier New" w:hAnsi="Courier New" w:hint="default"/>
+        <w:sz w:val="20"/>
+      </w:rPr>
+    </w:lvl>
+    <w:lvl w:ilvl="2" w:tentative="1">
+      <w:start w:val="1"/>
+      <w:numFmt w:val="bullet"/>
+      <w:lvlText w:val=""/>
+      <w:lvlJc w:val="left"/>
+      <w:pPr>
+        <w:tabs>
+          <w:tab w:val="num" w:pos="2520"/>
+        </w:tabs>
+        <w:ind w:left="2520" w:hanging="360"/>
+      </w:pPr>
+      <w:rPr>
+        <w:rFonts w:ascii="Wingdings" w:hAnsi="Wingdings" w:hint="default"/>
+        <w:sz w:val="20"/>
+      </w:rPr>
+    </w:lvl>
+    <w:lvl w:ilvl="3" w:tentative="1">
+      <w:start w:val="1"/>
+      <w:numFmt w:val="bullet"/>
+      <w:lvlText w:val=""/>
+      <w:lvlJc w:val="left"/>
+      <w:pPr>
+        <w:tabs>
+          <w:tab w:val="num" w:pos="3240"/>
+        </w:tabs>
+        <w:ind w:left="3240" w:hanging="360"/>
+      </w:pPr>
+      <w:rPr>
+        <w:rFonts w:ascii="Wingdings" w:hAnsi="Wingdings" w:hint="default"/>
+        <w:sz w:val="20"/>
+      </w:rPr>
+    </w:lvl>
+    <w:lvl w:ilvl="4" w:tentative="1">
+      <w:start w:val="1"/>
+      <w:numFmt w:val="bullet"/>
+      <w:lvlText w:val=""/>
+      <w:lvlJc w:val="left"/>
+      <w:pPr>
+        <w:tabs>
+          <w:tab w:val="num" w:pos="3960"/>
+        </w:tabs>
+        <w:ind w:left="3960" w:hanging="360"/>
+      </w:pPr>
+      <w:rPr>
+        <w:rFonts w:ascii="Wingdings" w:hAnsi="Wingdings" w:hint="default"/>
+        <w:sz w:val="20"/>
+      </w:rPr>
+    </w:lvl>
+    <w:lvl w:ilvl="5" w:tentative="1">
+      <w:start w:val="1"/>
+      <w:numFmt w:val="bullet"/>
+      <w:lvlText w:val=""/>
+      <w:lvlJc w:val="left"/>
+      <w:pPr>
+        <w:tabs>
+          <w:tab w:val="num" w:pos="4680"/>
+        </w:tabs>
+        <w:ind w:left="4680" w:hanging="360"/>
+      </w:pPr>
+      <w:rPr>
+        <w:rFonts w:ascii="Wingdings" w:hAnsi="Wingdings" w:hint="default"/>
+        <w:sz w:val="20"/>
+      </w:rPr>
+    </w:lvl>
+    <w:lvl w:ilvl="6" w:tentative="1">
+      <w:start w:val="1"/>
+      <w:numFmt w:val="bullet"/>
+      <w:lvlText w:val=""/>
+      <w:lvlJc w:val="left"/>
+      <w:pPr>
+        <w:tabs>
+          <w:tab w:val="num" w:pos="5400"/>
+        </w:tabs>
+        <w:ind w:left="5400" w:hanging="360"/>
+      </w:pPr>
+      <w:rPr>
+        <w:rFonts w:ascii="Wingdings" w:hAnsi="Wingdings" w:hint="default"/>
+        <w:sz w:val="20"/>
+      </w:rPr>
+    </w:lvl>
+    <w:lvl w:ilvl="7" w:tentative="1">
+      <w:start w:val="1"/>
+      <w:numFmt w:val="bullet"/>
+      <w:lvlText w:val=""/>
+      <w:lvlJc w:val="left"/>
+      <w:pPr>
+        <w:tabs>
+          <w:tab w:val="num" w:pos="6120"/>
+        </w:tabs>
+        <w:ind w:left="6120" w:hanging="360"/>
+      </w:pPr>
+      <w:rPr>
+        <w:rFonts w:ascii="Wingdings" w:hAnsi="Wingdings" w:hint="default"/>
+        <w:sz w:val="20"/>
+      </w:rPr>
+    </w:lvl>
+    <w:lvl w:ilvl="8" w:tentative="1">
+      <w:start w:val="1"/>
+      <w:numFmt w:val="bullet"/>
+      <w:lvlText w:val=""/>
+      <w:lvlJc w:val="left"/>
+      <w:pPr>
+        <w:tabs>
+          <w:tab w:val="num" w:pos="6840"/>
+        </w:tabs>
+        <w:ind w:left="6840" w:hanging="360"/>
+      </w:pPr>
+      <w:rPr>
+        <w:rFonts w:ascii="Wingdings" w:hAnsi="Wingdings" w:hint="default"/>
+        <w:sz w:val="20"/>
+      </w:rPr>
+    </w:lvl>
+  </w:abstractNum>
+  <w:abstractNum w:abstractNumId="12" w15:restartNumberingAfterBreak="0">
     <w:nsid w:val="3E882DF7"/>
     <w:multiLevelType w:val="multilevel"/>
     <w:tmpl w:val="2DE632BE"/>
@@ -6376,7 +9049,7 @@
       </w:rPr>
     </w:lvl>
   </w:abstractNum>
-  <w:abstractNum w:abstractNumId="7" w15:restartNumberingAfterBreak="0">
+  <w:abstractNum w:abstractNumId="13" w15:restartNumberingAfterBreak="0">
     <w:nsid w:val="41AC1583"/>
     <w:multiLevelType w:val="multilevel"/>
     <w:tmpl w:val="D99858AE"/>
@@ -6525,7 +9198,7 @@
       </w:rPr>
     </w:lvl>
   </w:abstractNum>
-  <w:abstractNum w:abstractNumId="8" w15:restartNumberingAfterBreak="0">
+  <w:abstractNum w:abstractNumId="14" w15:restartNumberingAfterBreak="0">
     <w:nsid w:val="514916AC"/>
     <w:multiLevelType w:val="multilevel"/>
     <w:tmpl w:val="01A42E00"/>
@@ -6674,7 +9347,7 @@
       </w:rPr>
     </w:lvl>
   </w:abstractNum>
-  <w:abstractNum w:abstractNumId="9" w15:restartNumberingAfterBreak="0">
+  <w:abstractNum w:abstractNumId="15" w15:restartNumberingAfterBreak="0">
     <w:nsid w:val="514E719D"/>
     <w:multiLevelType w:val="multilevel"/>
     <w:tmpl w:val="BD5E730E"/>
@@ -6823,7 +9496,7 @@
       </w:rPr>
     </w:lvl>
   </w:abstractNum>
-  <w:abstractNum w:abstractNumId="10" w15:restartNumberingAfterBreak="0">
+  <w:abstractNum w:abstractNumId="16" w15:restartNumberingAfterBreak="0">
     <w:nsid w:val="531A532C"/>
     <w:multiLevelType w:val="hybridMultilevel"/>
     <w:tmpl w:val="4C42FC16"/>
@@ -6936,7 +9609,7 @@
       </w:rPr>
     </w:lvl>
   </w:abstractNum>
-  <w:abstractNum w:abstractNumId="11" w15:restartNumberingAfterBreak="0">
+  <w:abstractNum w:abstractNumId="17" w15:restartNumberingAfterBreak="0">
     <w:nsid w:val="546B4B30"/>
     <w:multiLevelType w:val="multilevel"/>
     <w:tmpl w:val="5E0A26CC"/>
@@ -7085,7 +9758,7 @@
       </w:rPr>
     </w:lvl>
   </w:abstractNum>
-  <w:abstractNum w:abstractNumId="12" w15:restartNumberingAfterBreak="0">
+  <w:abstractNum w:abstractNumId="18" w15:restartNumberingAfterBreak="0">
     <w:nsid w:val="548D5AFB"/>
     <w:multiLevelType w:val="multilevel"/>
     <w:tmpl w:val="3EC0DF34"/>
@@ -7234,7 +9907,7 @@
       </w:rPr>
     </w:lvl>
   </w:abstractNum>
-  <w:abstractNum w:abstractNumId="13" w15:restartNumberingAfterBreak="0">
+  <w:abstractNum w:abstractNumId="19" w15:restartNumberingAfterBreak="0">
     <w:nsid w:val="5F9102B8"/>
     <w:multiLevelType w:val="multilevel"/>
     <w:tmpl w:val="0BD07C1A"/>
@@ -7383,7 +10056,7 @@
       </w:rPr>
     </w:lvl>
   </w:abstractNum>
-  <w:abstractNum w:abstractNumId="14" w15:restartNumberingAfterBreak="0">
+  <w:abstractNum w:abstractNumId="20" w15:restartNumberingAfterBreak="0">
     <w:nsid w:val="72C6732F"/>
     <w:multiLevelType w:val="multilevel"/>
     <w:tmpl w:val="5366E6F0"/>
@@ -7532,10 +10205,10 @@
       </w:rPr>
     </w:lvl>
   </w:abstractNum>
-  <w:abstractNum w:abstractNumId="15" w15:restartNumberingAfterBreak="0">
+  <w:abstractNum w:abstractNumId="21" w15:restartNumberingAfterBreak="0">
     <w:nsid w:val="758D7714"/>
     <w:multiLevelType w:val="hybridMultilevel"/>
-    <w:tmpl w:val="4F806990"/>
+    <w:tmpl w:val="E9C81B14"/>
     <w:lvl w:ilvl="0" w:tplc="4009000B">
       <w:start w:val="1"/>
       <w:numFmt w:val="bullet"/>
@@ -7646,88 +10319,106 @@
     </w:lvl>
   </w:abstractNum>
   <w:num w:numId="1" w16cid:durableId="1777484493">
-    <w:abstractNumId w:val="6"/>
+    <w:abstractNumId w:val="12"/>
     <w:lvlOverride w:ilvl="0">
       <w:startOverride w:val="1"/>
     </w:lvlOverride>
   </w:num>
   <w:num w:numId="2" w16cid:durableId="1905406076">
-    <w:abstractNumId w:val="6"/>
+    <w:abstractNumId w:val="12"/>
     <w:lvlOverride w:ilvl="0">
       <w:startOverride w:val="2"/>
     </w:lvlOverride>
   </w:num>
   <w:num w:numId="3" w16cid:durableId="429543026">
-    <w:abstractNumId w:val="6"/>
+    <w:abstractNumId w:val="12"/>
     <w:lvlOverride w:ilvl="0">
       <w:startOverride w:val="3"/>
     </w:lvlOverride>
   </w:num>
   <w:num w:numId="4" w16cid:durableId="2032102261">
-    <w:abstractNumId w:val="6"/>
+    <w:abstractNumId w:val="12"/>
     <w:lvlOverride w:ilvl="0">
       <w:startOverride w:val="4"/>
     </w:lvlOverride>
   </w:num>
   <w:num w:numId="5" w16cid:durableId="1989044151">
-    <w:abstractNumId w:val="8"/>
+    <w:abstractNumId w:val="14"/>
     <w:lvlOverride w:ilvl="0">
       <w:startOverride w:val="1"/>
     </w:lvlOverride>
   </w:num>
   <w:num w:numId="6" w16cid:durableId="159472165">
-    <w:abstractNumId w:val="8"/>
+    <w:abstractNumId w:val="14"/>
     <w:lvlOverride w:ilvl="0">
       <w:startOverride w:val="2"/>
     </w:lvlOverride>
   </w:num>
   <w:num w:numId="7" w16cid:durableId="249581215">
-    <w:abstractNumId w:val="8"/>
+    <w:abstractNumId w:val="14"/>
     <w:lvlOverride w:ilvl="0">
       <w:startOverride w:val="3"/>
     </w:lvlOverride>
   </w:num>
   <w:num w:numId="8" w16cid:durableId="1026760220">
-    <w:abstractNumId w:val="10"/>
+    <w:abstractNumId w:val="16"/>
   </w:num>
   <w:num w:numId="9" w16cid:durableId="1233006527">
-    <w:abstractNumId w:val="15"/>
+    <w:abstractNumId w:val="21"/>
   </w:num>
   <w:num w:numId="10" w16cid:durableId="1732194777">
     <w:abstractNumId w:val="2"/>
   </w:num>
   <w:num w:numId="11" w16cid:durableId="918904982">
-    <w:abstractNumId w:val="3"/>
+    <w:abstractNumId w:val="4"/>
   </w:num>
   <w:num w:numId="12" w16cid:durableId="1997414386">
-    <w:abstractNumId w:val="11"/>
+    <w:abstractNumId w:val="17"/>
   </w:num>
   <w:num w:numId="13" w16cid:durableId="161430210">
-    <w:abstractNumId w:val="14"/>
+    <w:abstractNumId w:val="20"/>
   </w:num>
   <w:num w:numId="14" w16cid:durableId="1177576934">
-    <w:abstractNumId w:val="7"/>
+    <w:abstractNumId w:val="13"/>
   </w:num>
   <w:num w:numId="15" w16cid:durableId="838278102">
     <w:abstractNumId w:val="1"/>
   </w:num>
   <w:num w:numId="16" w16cid:durableId="340200967">
-    <w:abstractNumId w:val="4"/>
+    <w:abstractNumId w:val="6"/>
   </w:num>
   <w:num w:numId="17" w16cid:durableId="1965574495">
-    <w:abstractNumId w:val="5"/>
+    <w:abstractNumId w:val="9"/>
   </w:num>
   <w:num w:numId="18" w16cid:durableId="1086994357">
-    <w:abstractNumId w:val="13"/>
+    <w:abstractNumId w:val="19"/>
   </w:num>
   <w:num w:numId="19" w16cid:durableId="929630342">
-    <w:abstractNumId w:val="9"/>
+    <w:abstractNumId w:val="15"/>
   </w:num>
   <w:num w:numId="20" w16cid:durableId="620036264">
     <w:abstractNumId w:val="0"/>
   </w:num>
   <w:num w:numId="21" w16cid:durableId="1206331247">
-    <w:abstractNumId w:val="12"/>
+    <w:abstractNumId w:val="18"/>
+  </w:num>
+  <w:num w:numId="22" w16cid:durableId="995499617">
+    <w:abstractNumId w:val="3"/>
+  </w:num>
+  <w:num w:numId="23" w16cid:durableId="1656034849">
+    <w:abstractNumId w:val="5"/>
+  </w:num>
+  <w:num w:numId="24" w16cid:durableId="1490946644">
+    <w:abstractNumId w:val="10"/>
+  </w:num>
+  <w:num w:numId="25" w16cid:durableId="260143506">
+    <w:abstractNumId w:val="7"/>
+  </w:num>
+  <w:num w:numId="26" w16cid:durableId="373309601">
+    <w:abstractNumId w:val="8"/>
+  </w:num>
+  <w:num w:numId="27" w16cid:durableId="2067295239">
+    <w:abstractNumId w:val="11"/>
   </w:num>
 </w:numbering>
 </file>
@@ -8714,6 +11405,17 @@
     <w:basedOn w:val="DefaultParagraphFont"/>
     <w:rsid w:val="005C6A9D"/>
   </w:style>
+  <w:style w:type="character" w:styleId="Strong">
+    <w:name w:val="Strong"/>
+    <w:basedOn w:val="DefaultParagraphFont"/>
+    <w:uiPriority w:val="22"/>
+    <w:qFormat/>
+    <w:rsid w:val="00B0106E"/>
+    <w:rPr>
+      <w:b/>
+      <w:bCs/>
+    </w:rPr>
+  </w:style>
 </w:styles>
 </file>
 
